--- a/klagomål/A 25467-2026 FSC-klagomål.docx
+++ b/klagomål/A 25467-2026 FSC-klagomål.docx
@@ -713,7 +713,7 @@
     <w:r>
       <w:tab/>
       <w:tab/>
-      <w:t>2026-06-05</w:t>
+      <w:t>2026-06-06</w:t>
       <w:br/>
       <w:br/>
     </w:r>

--- a/klagomål/A 25467-2026 FSC-klagomål.docx
+++ b/klagomål/A 25467-2026 FSC-klagomål.docx
@@ -713,7 +713,7 @@
     <w:r>
       <w:tab/>
       <w:tab/>
-      <w:t>2026-06-06</w:t>
+      <w:t>2026-06-07</w:t>
       <w:br/>
       <w:br/>
     </w:r>

--- a/klagomål/A 25467-2026 FSC-klagomål.docx
+++ b/klagomål/A 25467-2026 FSC-klagomål.docx
@@ -713,7 +713,7 @@
     <w:r>
       <w:tab/>
       <w:tab/>
-      <w:t>2026-06-07</w:t>
+      <w:t>2026-06-08</w:t>
       <w:br/>
       <w:br/>
     </w:r>

--- a/klagomål/A 25467-2026 FSC-klagomål.docx
+++ b/klagomål/A 25467-2026 FSC-klagomål.docx
@@ -713,7 +713,7 @@
     <w:r>
       <w:tab/>
       <w:tab/>
-      <w:t>2026-06-08</w:t>
+      <w:t>2026-06-09</w:t>
       <w:br/>
       <w:br/>
     </w:r>

--- a/klagomål/A 25467-2026 FSC-klagomål.docx
+++ b/klagomål/A 25467-2026 FSC-klagomål.docx
@@ -713,7 +713,7 @@
     <w:r>
       <w:tab/>
       <w:tab/>
-      <w:t>2026-06-09</w:t>
+      <w:t>2026-06-10</w:t>
       <w:br/>
       <w:br/>
     </w:r>

--- a/klagomål/A 25467-2026 FSC-klagomål.docx
+++ b/klagomål/A 25467-2026 FSC-klagomål.docx
@@ -713,7 +713,7 @@
     <w:r>
       <w:tab/>
       <w:tab/>
-      <w:t>2026-06-10</w:t>
+      <w:t>2026-06-11</w:t>
       <w:br/>
       <w:br/>
     </w:r>

--- a/klagomål/A 25467-2026 FSC-klagomål.docx
+++ b/klagomål/A 25467-2026 FSC-klagomål.docx
@@ -713,7 +713,7 @@
     <w:r>
       <w:tab/>
       <w:tab/>
-      <w:t>2026-06-11</w:t>
+      <w:t>2026-06-12</w:t>
       <w:br/>
       <w:br/>
     </w:r>

--- a/klagomål/A 25467-2026 FSC-klagomål.docx
+++ b/klagomål/A 25467-2026 FSC-klagomål.docx
@@ -713,7 +713,7 @@
     <w:r>
       <w:tab/>
       <w:tab/>
-      <w:t>2026-06-12</w:t>
+      <w:t>2026-06-13</w:t>
       <w:br/>
       <w:br/>
     </w:r>

--- a/klagomål/A 25467-2026 FSC-klagomål.docx
+++ b/klagomål/A 25467-2026 FSC-klagomål.docx
@@ -713,7 +713,7 @@
     <w:r>
       <w:tab/>
       <w:tab/>
-      <w:t>2026-06-13</w:t>
+      <w:t>2026-06-14</w:t>
       <w:br/>
       <w:br/>
     </w:r>

--- a/klagomål/A 25467-2026 FSC-klagomål.docx
+++ b/klagomål/A 25467-2026 FSC-klagomål.docx
@@ -713,7 +713,7 @@
     <w:r>
       <w:tab/>
       <w:tab/>
-      <w:t>2026-06-15</w:t>
+      <w:t>2026-06-16</w:t>
       <w:br/>
       <w:br/>
     </w:r>

--- a/klagomål/A 25467-2026 FSC-klagomål.docx
+++ b/klagomål/A 25467-2026 FSC-klagomål.docx
@@ -713,7 +713,7 @@
     <w:r>
       <w:tab/>
       <w:tab/>
-      <w:t>2026-06-16</w:t>
+      <w:t>2026-06-17</w:t>
       <w:br/>
       <w:br/>
     </w:r>

--- a/klagomål/A 25467-2026 FSC-klagomål.docx
+++ b/klagomål/A 25467-2026 FSC-klagomål.docx
@@ -1,6 +1,6 @@
 
 <file path=word/document.xml><?xml version="1.0" encoding="utf-8"?>
-<w:document xmlns:wpc="http://schemas.microsoft.com/office/word/2010/wordprocessingCanvas" xmlns:cx="http://schemas.microsoft.com/office/drawing/2014/chartex" xmlns:cx1="http://schemas.microsoft.com/office/drawing/2015/9/8/chartex" xmlns:cx2="http://schemas.microsoft.com/office/drawing/2015/10/21/chartex" xmlns:cx3="http://schemas.microsoft.com/office/drawing/2016/5/9/chartex" xmlns:cx4="http://schemas.microsoft.com/office/drawing/2016/5/10/chartex" xmlns:cx5="http://schemas.microsoft.com/office/drawing/2016/5/11/chartex" xmlns:cx6="http://schemas.microsoft.com/office/drawing/2016/5/12/chartex" xmlns:cx7="http://schemas.microsoft.com/office/drawing/2016/5/13/chartex" xmlns:cx8="http://schemas.microsoft.com/office/drawing/2016/5/14/chartex" xmlns:mc="http://schemas.openxmlformats.org/markup-compatibility/2006" xmlns:aink="http://schemas.microsoft.com/office/drawing/2016/ink" xmlns:am3d="http://schemas.microsoft.com/office/drawing/2017/model3d" xmlns:o="urn:schemas-microsoft-com:office:office" xmlns:oel="http://schemas.microsoft.com/office/2019/extlst" xmlns:r="http://schemas.openxmlformats.org/officeDocument/2006/relationships" xmlns:m="http://schemas.openxmlformats.org/officeDocument/2006/math" xmlns:v="urn:schemas-microsoft-com:vml" xmlns:wp14="http://schemas.microsoft.com/office/word/2010/wordprocessingDrawing" xmlns:wp="http://schemas.openxmlformats.org/drawingml/2006/wordprocessingDrawing" xmlns:w10="urn:schemas-microsoft-com:office:word" xmlns:w="http://schemas.openxmlformats.org/wordprocessingml/2006/main" xmlns:w14="http://schemas.microsoft.com/office/word/2010/wordml" xmlns:w15="http://schemas.microsoft.com/office/word/2012/wordml" xmlns:w16cex="http://schemas.microsoft.com/office/word/2018/wordml/cex" xmlns:w16cid="http://schemas.microsoft.com/office/word/2016/wordml/cid" xmlns:w16="http://schemas.microsoft.com/office/word/2018/wordml" xmlns:w16sdtdh="http://schemas.microsoft.com/office/word/2020/wordml/sdtdatahash" xmlns:w16se="http://schemas.microsoft.com/office/word/2015/wordml/symex" xmlns:wpg="http://schemas.microsoft.com/office/word/2010/wordprocessingGroup" xmlns:wpi="http://schemas.microsoft.com/office/word/2010/wordprocessingInk" xmlns:wne="http://schemas.microsoft.com/office/word/2006/wordml" xmlns:wps="http://schemas.microsoft.com/office/word/2010/wordprocessingShape" mc:Ignorable="w14 w15 w16se w16cid w16 w16cex w16sdtdh wp14">
+<w:document xmlns:wpc="http://schemas.microsoft.com/office/word/2010/wordprocessingCanvas" xmlns:cx="http://schemas.microsoft.com/office/drawing/2014/chartex" xmlns:cx1="http://schemas.microsoft.com/office/drawing/2015/9/8/chartex" xmlns:cx2="http://schemas.microsoft.com/office/drawing/2015/10/21/chartex" xmlns:cx3="http://schemas.microsoft.com/office/drawing/2016/5/9/chartex" xmlns:cx4="http://schemas.microsoft.com/office/drawing/2016/5/10/chartex" xmlns:cx5="http://schemas.microsoft.com/office/drawing/2016/5/11/chartex" xmlns:cx6="http://schemas.microsoft.com/office/drawing/2016/5/12/chartex" xmlns:cx7="http://schemas.microsoft.com/office/drawing/2016/5/13/chartex" xmlns:cx8="http://schemas.microsoft.com/office/drawing/2016/5/14/chartex" xmlns:mc="http://schemas.openxmlformats.org/markup-compatibility/2006" xmlns:aink="http://schemas.microsoft.com/office/drawing/2016/ink" xmlns:am3d="http://schemas.microsoft.com/office/drawing/2017/model3d" xmlns:o="urn:schemas-microsoft-com:office:office" xmlns:oel="http://schemas.microsoft.com/office/2019/extlst" xmlns:r="http://schemas.openxmlformats.org/officeDocument/2006/relationships" xmlns:m="http://schemas.openxmlformats.org/officeDocument/2006/math" xmlns:v="urn:schemas-microsoft-com:vml" xmlns:wp14="http://schemas.microsoft.com/office/word/2010/wordprocessingDrawing" xmlns:wp="http://schemas.openxmlformats.org/drawingml/2006/wordprocessingDrawing" xmlns:w10="urn:schemas-microsoft-com:office:word" xmlns:w="http://schemas.openxmlformats.org/wordprocessingml/2006/main" xmlns:w14="http://schemas.microsoft.com/office/word/2010/wordml" xmlns:w15="http://schemas.microsoft.com/office/word/2012/wordml" xmlns:w16cex="http://schemas.microsoft.com/office/word/2018/wordml/cex" xmlns:w16cid="http://schemas.microsoft.com/office/word/2016/wordml/cid" xmlns:w16="http://schemas.microsoft.com/office/word/2018/wordml" xmlns:w16du="http://schemas.microsoft.com/office/word/2023/wordml/word16du" xmlns:w16sdtdh="http://schemas.microsoft.com/office/word/2020/wordml/sdtdatahash" xmlns:w16sdtfl="http://schemas.microsoft.com/office/word/2024/wordml/sdtformatlock" xmlns:w16se="http://schemas.microsoft.com/office/word/2015/wordml/symex" xmlns:wpg="http://schemas.microsoft.com/office/word/2010/wordprocessingGroup" xmlns:wpi="http://schemas.microsoft.com/office/word/2010/wordprocessingInk" xmlns:wne="http://schemas.microsoft.com/office/word/2006/wordml" xmlns:wps="http://schemas.microsoft.com/office/word/2010/wordprocessingShape" mc:Ignorable="w14 w15 w16se w16cid w16 w16cex w16sdtdh w16sdtfl w16du wp14">
   <w:body>
     <w:p>
       <w:r>
@@ -168,12 +168,12 @@
     </w:p>
     <w:p>
       <w:r>
-        <w:t>Detta dokument behandlar höga naturvärden i avverkningsanmälan A 25467-2026 i Gällivare kommun. Denna avverkningsanmälan inkom 2026-06-04 09:16:21 och omfattar 30,9 ha.</w:t>
+        <w:t>Detta dokument behandlar höga naturvärden i avverkningsanmälan A 25467-2026 i Gällivare kommun som inkom 2026-06-04 och omfattar 30,9 ha.</w:t>
       </w:r>
     </w:p>
     <w:p>
       <w:r>
-        <w:t>Nedan presenteras fynd av naturvårdsarter och fridlysta arter som gjorts i det avverkningsanmälda området, samt relevanta utdrag ur standarderna för FSC, Chain of Custody, Controlled Wood och PEFC.</w:t>
+        <w:t>Nedan presenteras fynd av naturvårdsarter och fridlysta arter som gjorts i det avverkningsanmälda området, samt relevanta utdrag ur standarderna för FSC, Chain of Custody, Controlled Wood och PEFC. I BILAGA 1 finns artfakta om fridlysta arter.</w:t>
       </w:r>
     </w:p>
     <w:p>
@@ -191,12 +191,15 @@
     </w:p>
     <w:p>
       <w:r>
-        <w:t>I avverkningsanmälan har följande 3 naturvårdsarter hittats: gammelgransskål (NT), källpraktmossa (S) och revlummer (§9). Av dessa är 1 rödlistade. För rödlistade arter har rödlistekategorin angivits inom parentes. Arter som är signalarter enligt Skogsstyrelsen har markerats med (S). För fridlysta arter anges även paragrafen i Artskyddsförordningen som arten är fridlyst enligt.</w:t>
+        <w:t>I och inom 5 meter från avverkningsanmälan har följande 4 naturvårdsarter hittats: gammelgransskål (NT, T), källpraktmossa (S, T), lappranunkel (S, T, §7) och revlummer (§9). Av dessa är 1 rödlistade. För rödlistade arter har rödlistekategorin angivits inom parentes. Arter som är signalarter enligt Skogsstyrelsen har markerats med (S). Typiska arter inom Natura 2000 som är kopplade till skogsekosystem har markerats med (T). För fridlysta arter anges även paragrafen i Artskyddsförordningen som arten är fridlyst enligt.</w:t>
       </w:r>
     </w:p>
     <w:p>
       <w:r>
-        <w:t>De påträffade naturvårdsarterna är ett tydligt kvitto på att detta rör sig om en skog med höga naturvärden. I Figur 1 visas en karta över det avverkningsanmälda området, där samtliga fyndplatser för naturvårdsarter som finns registrerade på Artportalen har markerats.</w:t>
+        <w:t>De påträffade naturvårdsarterna är ett tydligt kvitto på att det rör sig om en skog med höga naturvärden.</w:t>
+      </w:r>
+      <w:r>
+        <w:t xml:space="preserve"> I Figur 1 visas fyndplatser för naturvårdsarter i området, som finns registrerade på Artportalen.</w:t>
       </w:r>
     </w:p>
     <w:p>
@@ -206,7 +209,7 @@
       <w:r>
         <w:drawing>
           <wp:inline xmlns:a="http://schemas.openxmlformats.org/drawingml/2006/main" xmlns:pic="http://schemas.openxmlformats.org/drawingml/2006/picture">
-            <wp:extent cx="5486400" cy="5913120"/>
+            <wp:extent cx="5486400" cy="5679624"/>
             <wp:docPr id="1" name="Picture 1"/>
             <wp:cNvGraphicFramePr>
               <a:graphicFrameLocks noChangeAspect="1"/>
@@ -227,7 +230,7 @@
                   <pic:spPr>
                     <a:xfrm>
                       <a:off x="0" y="0"/>
-                      <a:ext cx="5486400" cy="5913120"/>
+                      <a:ext cx="5486400" cy="5679624"/>
                     </a:xfrm>
                     <a:prstGeom prst="rect"/>
                   </pic:spPr>
@@ -241,9 +244,65 @@
     <w:p>
       <w:pPr>
         <w:pStyle w:val="Caption"/>
+        <w:spacing w:after="240"/>
       </w:pPr>
       <w:r>
-        <w:t>Figur 1. Fyndplatser för naturvårdsarter i det avverkningsanmälda området (röd linje). Markörer utan svart kant är placerade på fyndplatsen. Markörer med svart kant är placerade vid sidan av fyndplatsen och har ett svart streck som visar fyndplatsens exakta position. Kartans mittpunktskoordinat är N 7439936, E 795782 i SWEREF 99 TM.</w:t>
+        <w:t>Figur 1. Fyndplatser för naturvårdsarter i och inom 5 meter från avverkningsanmälan (röd linje). Markörer utan svart kant är placerade på fyndplatsen. Markörer med svart kant är placerade vid sidan av fyndplatsen och har ett svart streck som visar fyndplatsens exakta position. Kartans mittpunktskoordinat är N 7439936, E 795782 i SWEREF 99 TM.</w:t>
+      </w:r>
+    </w:p>
+    <w:p>
+      <w:pPr>
+        <w:pStyle w:val="Heading2"/>
+      </w:pPr>
+      <w:r>
+        <w:t>Fridlysta arter</w:t>
+      </w:r>
+    </w:p>
+    <w:p>
+      <w:r>
+        <w:t>Följande fridlysta arter har sina livsmiljöer och växtplatser i den avverkningsanmälda skogen: lappranunkel (S, T, §7) och revlummer (§9).</w:t>
+      </w:r>
+    </w:p>
+    <w:p>
+      <w:r>
+        <w:rPr>
+          <w:b/>
+        </w:rPr>
+        <w:t>Lappranunkel (§7)</w:t>
+      </w:r>
+      <w:r>
+        <w:t xml:space="preserve"> omfattas av EU:s art- och habitatdirektiv och är fridlyst enligt 7 § artskyddsförordningen vilket innebär att artens livsmiljöer inte får förstöras. Den är knuten till granskogsmiljöer med ytligt liggande markvatten och konstant hög luftfuktighet. Arten är känslig för kalavverkning och markskador men kan kortvarigt står kvar en tid i fuktsvackor efter en avverkning. Lokaler med lappranunkel får inte avverkas. Lappranunkel är typisk art för </w:t>
+      </w:r>
+      <w:r>
+        <w:rPr>
+          <w:i/>
+        </w:rPr>
+        <w:t xml:space="preserve">9010 Taiga, 7160 Källor och källkärr </w:t>
+      </w:r>
+      <w:r>
+        <w:t>och</w:t>
+      </w:r>
+      <w:r>
+        <w:rPr>
+          <w:i/>
+        </w:rPr>
+        <w:t xml:space="preserve"> 9050 Näringsrik granskog</w:t>
+      </w:r>
+      <w:r>
+        <w:t xml:space="preserve"> (Nitare &amp; Skogsstyrelsen, 2019; SLU Artdatabanken, 2024).</w:t>
+      </w:r>
+    </w:p>
+    <w:p>
+      <w:r>
+        <w:t>I BILAGA 1 finns mer detaljerad information om ekologi samt krav på livsmiljö hos fridlysta arter.</w:t>
+      </w:r>
+    </w:p>
+    <w:p>
+      <w:pPr>
+        <w:pStyle w:val="Heading2"/>
+      </w:pPr>
+      <w:r>
+        <w:t>Övriga naturvårdsarter</w:t>
       </w:r>
     </w:p>
     <w:p>
@@ -293,19 +352,6 @@
       </w:r>
       <w:r>
         <w:t>(Nitare &amp; Skogsstyrelsen, 2019; SLU Artdatabanken, 2025).</w:t>
-      </w:r>
-    </w:p>
-    <w:p>
-      <w:pPr>
-        <w:pStyle w:val="Heading1"/>
-      </w:pPr>
-      <w:r>
-        <w:t>Fridlysta arter</w:t>
-      </w:r>
-    </w:p>
-    <w:p>
-      <w:r>
-        <w:t>Följande fridlysta arter har sina livsmiljöer och växtplatser i den avverkningsanmälda skogen: revlummer (§9).</w:t>
       </w:r>
     </w:p>
     <w:p>
@@ -398,7 +444,7 @@
         <w:rPr>
           <w:i/>
         </w:rPr>
-        <w:t>I det avverkningsanmälda skogsområdet har 3 naturvårdsarter varav 1 rödlistade arter sina livsmiljöer och växtplatser.</w:t>
+        <w:t>I det avverkningsanmälda skogsområdet har 4 naturvårdsarter varav 1 rödlistade arter sina livsmiljöer och växtplatser.</w:t>
       </w:r>
     </w:p>
     <w:p>
@@ -585,6 +631,105 @@
         <w:t>I den avverkningsanmälda skogen har fridlysta arter sina livsmiljöer och växtplatser. Att skada de fridlysta arternas livsmiljöer, växtplatser eller ekologiska funktion är inte tillåtet enligt artskyddsförordningen</w:t>
       </w:r>
     </w:p>
+    <w:p>
+      <w:r>
+        <w:br w:type="page"/>
+      </w:r>
+    </w:p>
+    <w:p>
+      <w:pPr>
+        <w:pStyle w:val="Title"/>
+      </w:pPr>
+      <w:r>
+        <w:t>BILAGA 1 – Fridlysta arter</w:t>
+      </w:r>
+    </w:p>
+    <w:p>
+      <w:pPr>
+        <w:pStyle w:val="Heading1"/>
+      </w:pPr>
+      <w:r>
+        <w:t>Lappranunkel – ekologi samt krav på livsmiljön</w:t>
+      </w:r>
+    </w:p>
+    <w:p>
+      <w:r>
+        <w:t>Lappranunkel (§7) omfattas av EU:s art- och habitatdirektiv och fridlyst enligt 7 § artskyddsförordningen vilket innebär att artens livsmiljöer inte får förstöras.</w:t>
+      </w:r>
+    </w:p>
+    <w:p>
+      <w:pPr>
+        <w:pStyle w:val="ListBullet"/>
+      </w:pPr>
+      <w:r>
+        <w:t xml:space="preserve">7 § </w:t>
+      </w:r>
+      <w:r>
+        <w:rPr>
+          <w:i/>
+        </w:rPr>
+        <w:t>I fråga om sådana växtarter som i bilaga 1 till denna förordning har markerats med N är det förbjudet att avsiktligt plocka, samla in, skära av, dra upp med rötterna eller förstöra växter i deras naturliga utbredningsområde i naturen. Förbudet gäller alla stadier i växternas biologiska cykel.</w:t>
+      </w:r>
+    </w:p>
+    <w:p>
+      <w:r>
+        <w:t xml:space="preserve">Lappranunkel är knuten till granskogsmiljöer med ytligt liggande markvatten och konstant hög luftfuktighet. Arten är känslig för kalavverkning och markskador men kan kortvarigt står kvar en tid i fuktsvackor efter en avverkning. Dikade lokaler bör restaureras hydrologiskt. Lokaler med lappranunkel får inte avverkas. Lappranunkel är typisk art för </w:t>
+      </w:r>
+      <w:r>
+        <w:rPr>
+          <w:i/>
+        </w:rPr>
+        <w:t xml:space="preserve">9010 Taiga, 7160 Källor och källkärr </w:t>
+      </w:r>
+      <w:r>
+        <w:t>och</w:t>
+      </w:r>
+      <w:r>
+        <w:rPr>
+          <w:i/>
+        </w:rPr>
+        <w:t xml:space="preserve"> 9050 Näringsrik granskog</w:t>
+      </w:r>
+      <w:r>
+        <w:t xml:space="preserve"> (Nitare &amp; Skogsstyrelsen, 2019; SLU Artdatabanken, 2024).</w:t>
+      </w:r>
+    </w:p>
+    <w:p>
+      <w:pPr>
+        <w:pStyle w:val="Heading2"/>
+      </w:pPr>
+      <w:r>
+        <w:t>Referenser – lappranunkel</w:t>
+      </w:r>
+    </w:p>
+    <w:p>
+      <w:r>
+        <w:t xml:space="preserve">Nitare, J. &amp; Skogsstyrelsen, 2019. </w:t>
+      </w:r>
+      <w:r>
+        <w:rPr>
+          <w:i/>
+        </w:rPr>
+        <w:t xml:space="preserve">Skyddsvärd skog – Naturvårdsarter och andra kriterier för naturvärdesbedömning. </w:t>
+      </w:r>
+      <w:r>
+        <w:t>Skogsstyrelsen.</w:t>
+      </w:r>
+    </w:p>
+    <w:p>
+      <w:r>
+        <w:t xml:space="preserve">SLU Artdatabanken, 2024. </w:t>
+      </w:r>
+      <w:r>
+        <w:rPr>
+          <w:i/>
+        </w:rPr>
+        <w:t xml:space="preserve">Artfaktablad. Naturvård – artfakta. </w:t>
+      </w:r>
+      <w:r>
+        <w:t>SLU Artdatabanken, Uppsala</w:t>
+      </w:r>
+    </w:p>
     <w:sectPr>
       <w:headerReference w:type="even" r:id="rId8"/>
       <w:headerReference w:type="default" r:id="rId9"/>
@@ -603,7 +748,7 @@
 </file>
 
 <file path=word/endnotes.xml><?xml version="1.0" encoding="utf-8"?>
-<w:endnotes xmlns:wpc="http://schemas.microsoft.com/office/word/2010/wordprocessingCanvas" xmlns:cx="http://schemas.microsoft.com/office/drawing/2014/chartex" xmlns:cx1="http://schemas.microsoft.com/office/drawing/2015/9/8/chartex" xmlns:cx2="http://schemas.microsoft.com/office/drawing/2015/10/21/chartex" xmlns:cx3="http://schemas.microsoft.com/office/drawing/2016/5/9/chartex" xmlns:cx4="http://schemas.microsoft.com/office/drawing/2016/5/10/chartex" xmlns:cx5="http://schemas.microsoft.com/office/drawing/2016/5/11/chartex" xmlns:cx6="http://schemas.microsoft.com/office/drawing/2016/5/12/chartex" xmlns:cx7="http://schemas.microsoft.com/office/drawing/2016/5/13/chartex" xmlns:cx8="http://schemas.microsoft.com/office/drawing/2016/5/14/chartex" xmlns:mc="http://schemas.openxmlformats.org/markup-compatibility/2006" xmlns:aink="http://schemas.microsoft.com/office/drawing/2016/ink" xmlns:am3d="http://schemas.microsoft.com/office/drawing/2017/model3d" xmlns:o="urn:schemas-microsoft-com:office:office" xmlns:oel="http://schemas.microsoft.com/office/2019/extlst" xmlns:r="http://schemas.openxmlformats.org/officeDocument/2006/relationships" xmlns:m="http://schemas.openxmlformats.org/officeDocument/2006/math" xmlns:v="urn:schemas-microsoft-com:vml" xmlns:wp14="http://schemas.microsoft.com/office/word/2010/wordprocessingDrawing" xmlns:wp="http://schemas.openxmlformats.org/drawingml/2006/wordprocessingDrawing" xmlns:w10="urn:schemas-microsoft-com:office:word" xmlns:w="http://schemas.openxmlformats.org/wordprocessingml/2006/main" xmlns:w14="http://schemas.microsoft.com/office/word/2010/wordml" xmlns:w15="http://schemas.microsoft.com/office/word/2012/wordml" xmlns:w16cex="http://schemas.microsoft.com/office/word/2018/wordml/cex" xmlns:w16cid="http://schemas.microsoft.com/office/word/2016/wordml/cid" xmlns:w16="http://schemas.microsoft.com/office/word/2018/wordml" xmlns:w16sdtdh="http://schemas.microsoft.com/office/word/2020/wordml/sdtdatahash" xmlns:w16se="http://schemas.microsoft.com/office/word/2015/wordml/symex" xmlns:wpg="http://schemas.microsoft.com/office/word/2010/wordprocessingGroup" xmlns:wpi="http://schemas.microsoft.com/office/word/2010/wordprocessingInk" xmlns:wne="http://schemas.microsoft.com/office/word/2006/wordml" xmlns:wps="http://schemas.microsoft.com/office/word/2010/wordprocessingShape" mc:Ignorable="w14 w15 w16se w16cid w16 w16cex w16sdtdh wp14">
+<w:endnotes xmlns:wpc="http://schemas.microsoft.com/office/word/2010/wordprocessingCanvas" xmlns:cx="http://schemas.microsoft.com/office/drawing/2014/chartex" xmlns:cx1="http://schemas.microsoft.com/office/drawing/2015/9/8/chartex" xmlns:cx2="http://schemas.microsoft.com/office/drawing/2015/10/21/chartex" xmlns:cx3="http://schemas.microsoft.com/office/drawing/2016/5/9/chartex" xmlns:cx4="http://schemas.microsoft.com/office/drawing/2016/5/10/chartex" xmlns:cx5="http://schemas.microsoft.com/office/drawing/2016/5/11/chartex" xmlns:cx6="http://schemas.microsoft.com/office/drawing/2016/5/12/chartex" xmlns:cx7="http://schemas.microsoft.com/office/drawing/2016/5/13/chartex" xmlns:cx8="http://schemas.microsoft.com/office/drawing/2016/5/14/chartex" xmlns:mc="http://schemas.openxmlformats.org/markup-compatibility/2006" xmlns:aink="http://schemas.microsoft.com/office/drawing/2016/ink" xmlns:am3d="http://schemas.microsoft.com/office/drawing/2017/model3d" xmlns:o="urn:schemas-microsoft-com:office:office" xmlns:oel="http://schemas.microsoft.com/office/2019/extlst" xmlns:r="http://schemas.openxmlformats.org/officeDocument/2006/relationships" xmlns:m="http://schemas.openxmlformats.org/officeDocument/2006/math" xmlns:v="urn:schemas-microsoft-com:vml" xmlns:wp14="http://schemas.microsoft.com/office/word/2010/wordprocessingDrawing" xmlns:wp="http://schemas.openxmlformats.org/drawingml/2006/wordprocessingDrawing" xmlns:w10="urn:schemas-microsoft-com:office:word" xmlns:w="http://schemas.openxmlformats.org/wordprocessingml/2006/main" xmlns:w14="http://schemas.microsoft.com/office/word/2010/wordml" xmlns:w15="http://schemas.microsoft.com/office/word/2012/wordml" xmlns:w16cex="http://schemas.microsoft.com/office/word/2018/wordml/cex" xmlns:w16cid="http://schemas.microsoft.com/office/word/2016/wordml/cid" xmlns:w16="http://schemas.microsoft.com/office/word/2018/wordml" xmlns:w16du="http://schemas.microsoft.com/office/word/2023/wordml/word16du" xmlns:w16sdtdh="http://schemas.microsoft.com/office/word/2020/wordml/sdtdatahash" xmlns:w16sdtfl="http://schemas.microsoft.com/office/word/2024/wordml/sdtformatlock" xmlns:w16se="http://schemas.microsoft.com/office/word/2015/wordml/symex" xmlns:wpg="http://schemas.microsoft.com/office/word/2010/wordprocessingGroup" xmlns:wpi="http://schemas.microsoft.com/office/word/2010/wordprocessingInk" xmlns:wne="http://schemas.microsoft.com/office/word/2006/wordml" xmlns:wps="http://schemas.microsoft.com/office/word/2010/wordprocessingShape" mc:Ignorable="w14 w15 w16se w16cid w16 w16cex w16sdtdh w16sdtfl w16du wp14">
   <w:endnote w:type="separator" w:id="-1">
     <w:p>
       <w:pPr>
@@ -628,7 +773,7 @@
 </file>
 
 <file path=word/footer1.xml><?xml version="1.0" encoding="utf-8"?>
-<w:ftr xmlns:wpc="http://schemas.microsoft.com/office/word/2010/wordprocessingCanvas" xmlns:cx="http://schemas.microsoft.com/office/drawing/2014/chartex" xmlns:cx1="http://schemas.microsoft.com/office/drawing/2015/9/8/chartex" xmlns:cx2="http://schemas.microsoft.com/office/drawing/2015/10/21/chartex" xmlns:cx3="http://schemas.microsoft.com/office/drawing/2016/5/9/chartex" xmlns:cx4="http://schemas.microsoft.com/office/drawing/2016/5/10/chartex" xmlns:cx5="http://schemas.microsoft.com/office/drawing/2016/5/11/chartex" xmlns:cx6="http://schemas.microsoft.com/office/drawing/2016/5/12/chartex" xmlns:cx7="http://schemas.microsoft.com/office/drawing/2016/5/13/chartex" xmlns:cx8="http://schemas.microsoft.com/office/drawing/2016/5/14/chartex" xmlns:mc="http://schemas.openxmlformats.org/markup-compatibility/2006" xmlns:aink="http://schemas.microsoft.com/office/drawing/2016/ink" xmlns:am3d="http://schemas.microsoft.com/office/drawing/2017/model3d" xmlns:o="urn:schemas-microsoft-com:office:office" xmlns:oel="http://schemas.microsoft.com/office/2019/extlst" xmlns:r="http://schemas.openxmlformats.org/officeDocument/2006/relationships" xmlns:m="http://schemas.openxmlformats.org/officeDocument/2006/math" xmlns:v="urn:schemas-microsoft-com:vml" xmlns:wp14="http://schemas.microsoft.com/office/word/2010/wordprocessingDrawing" xmlns:wp="http://schemas.openxmlformats.org/drawingml/2006/wordprocessingDrawing" xmlns:w10="urn:schemas-microsoft-com:office:word" xmlns:w="http://schemas.openxmlformats.org/wordprocessingml/2006/main" xmlns:w14="http://schemas.microsoft.com/office/word/2010/wordml" xmlns:w15="http://schemas.microsoft.com/office/word/2012/wordml" xmlns:w16cex="http://schemas.microsoft.com/office/word/2018/wordml/cex" xmlns:w16cid="http://schemas.microsoft.com/office/word/2016/wordml/cid" xmlns:w16="http://schemas.microsoft.com/office/word/2018/wordml" xmlns:w16sdtdh="http://schemas.microsoft.com/office/word/2020/wordml/sdtdatahash" xmlns:w16se="http://schemas.microsoft.com/office/word/2015/wordml/symex" xmlns:wpg="http://schemas.microsoft.com/office/word/2010/wordprocessingGroup" xmlns:wpi="http://schemas.microsoft.com/office/word/2010/wordprocessingInk" xmlns:wne="http://schemas.microsoft.com/office/word/2006/wordml" xmlns:wps="http://schemas.microsoft.com/office/word/2010/wordprocessingShape" mc:Ignorable="w14 w15 w16se w16cid w16 w16cex w16sdtdh wp14">
+<w:ftr xmlns:wpc="http://schemas.microsoft.com/office/word/2010/wordprocessingCanvas" xmlns:cx="http://schemas.microsoft.com/office/drawing/2014/chartex" xmlns:cx1="http://schemas.microsoft.com/office/drawing/2015/9/8/chartex" xmlns:cx2="http://schemas.microsoft.com/office/drawing/2015/10/21/chartex" xmlns:cx3="http://schemas.microsoft.com/office/drawing/2016/5/9/chartex" xmlns:cx4="http://schemas.microsoft.com/office/drawing/2016/5/10/chartex" xmlns:cx5="http://schemas.microsoft.com/office/drawing/2016/5/11/chartex" xmlns:cx6="http://schemas.microsoft.com/office/drawing/2016/5/12/chartex" xmlns:cx7="http://schemas.microsoft.com/office/drawing/2016/5/13/chartex" xmlns:cx8="http://schemas.microsoft.com/office/drawing/2016/5/14/chartex" xmlns:mc="http://schemas.openxmlformats.org/markup-compatibility/2006" xmlns:aink="http://schemas.microsoft.com/office/drawing/2016/ink" xmlns:am3d="http://schemas.microsoft.com/office/drawing/2017/model3d" xmlns:o="urn:schemas-microsoft-com:office:office" xmlns:oel="http://schemas.microsoft.com/office/2019/extlst" xmlns:r="http://schemas.openxmlformats.org/officeDocument/2006/relationships" xmlns:m="http://schemas.openxmlformats.org/officeDocument/2006/math" xmlns:v="urn:schemas-microsoft-com:vml" xmlns:wp14="http://schemas.microsoft.com/office/word/2010/wordprocessingDrawing" xmlns:wp="http://schemas.openxmlformats.org/drawingml/2006/wordprocessingDrawing" xmlns:w10="urn:schemas-microsoft-com:office:word" xmlns:w="http://schemas.openxmlformats.org/wordprocessingml/2006/main" xmlns:w14="http://schemas.microsoft.com/office/word/2010/wordml" xmlns:w15="http://schemas.microsoft.com/office/word/2012/wordml" xmlns:w16cex="http://schemas.microsoft.com/office/word/2018/wordml/cex" xmlns:w16cid="http://schemas.microsoft.com/office/word/2016/wordml/cid" xmlns:w16="http://schemas.microsoft.com/office/word/2018/wordml" xmlns:w16du="http://schemas.microsoft.com/office/word/2023/wordml/word16du" xmlns:w16sdtdh="http://schemas.microsoft.com/office/word/2020/wordml/sdtdatahash" xmlns:w16sdtfl="http://schemas.microsoft.com/office/word/2024/wordml/sdtformatlock" xmlns:w16se="http://schemas.microsoft.com/office/word/2015/wordml/symex" xmlns:wpg="http://schemas.microsoft.com/office/word/2010/wordprocessingGroup" xmlns:wpi="http://schemas.microsoft.com/office/word/2010/wordprocessingInk" xmlns:wne="http://schemas.microsoft.com/office/word/2006/wordml" xmlns:wps="http://schemas.microsoft.com/office/word/2010/wordprocessingShape" mc:Ignorable="w14 w15 w16se w16cid w16 w16cex w16sdtdh w16sdtfl w16du wp14">
   <w:p>
     <w:pPr>
       <w:pStyle w:val="Footer"/>
@@ -638,7 +783,7 @@
 </file>
 
 <file path=word/footer2.xml><?xml version="1.0" encoding="utf-8"?>
-<w:ftr xmlns:wpc="http://schemas.microsoft.com/office/word/2010/wordprocessingCanvas" xmlns:cx="http://schemas.microsoft.com/office/drawing/2014/chartex" xmlns:cx1="http://schemas.microsoft.com/office/drawing/2015/9/8/chartex" xmlns:cx2="http://schemas.microsoft.com/office/drawing/2015/10/21/chartex" xmlns:cx3="http://schemas.microsoft.com/office/drawing/2016/5/9/chartex" xmlns:cx4="http://schemas.microsoft.com/office/drawing/2016/5/10/chartex" xmlns:cx5="http://schemas.microsoft.com/office/drawing/2016/5/11/chartex" xmlns:cx6="http://schemas.microsoft.com/office/drawing/2016/5/12/chartex" xmlns:cx7="http://schemas.microsoft.com/office/drawing/2016/5/13/chartex" xmlns:cx8="http://schemas.microsoft.com/office/drawing/2016/5/14/chartex" xmlns:mc="http://schemas.openxmlformats.org/markup-compatibility/2006" xmlns:aink="http://schemas.microsoft.com/office/drawing/2016/ink" xmlns:am3d="http://schemas.microsoft.com/office/drawing/2017/model3d" xmlns:o="urn:schemas-microsoft-com:office:office" xmlns:oel="http://schemas.microsoft.com/office/2019/extlst" xmlns:r="http://schemas.openxmlformats.org/officeDocument/2006/relationships" xmlns:m="http://schemas.openxmlformats.org/officeDocument/2006/math" xmlns:v="urn:schemas-microsoft-com:vml" xmlns:wp14="http://schemas.microsoft.com/office/word/2010/wordprocessingDrawing" xmlns:wp="http://schemas.openxmlformats.org/drawingml/2006/wordprocessingDrawing" xmlns:w10="urn:schemas-microsoft-com:office:word" xmlns:w="http://schemas.openxmlformats.org/wordprocessingml/2006/main" xmlns:w14="http://schemas.microsoft.com/office/word/2010/wordml" xmlns:w15="http://schemas.microsoft.com/office/word/2012/wordml" xmlns:w16cex="http://schemas.microsoft.com/office/word/2018/wordml/cex" xmlns:w16cid="http://schemas.microsoft.com/office/word/2016/wordml/cid" xmlns:w16="http://schemas.microsoft.com/office/word/2018/wordml" xmlns:w16sdtdh="http://schemas.microsoft.com/office/word/2020/wordml/sdtdatahash" xmlns:w16se="http://schemas.microsoft.com/office/word/2015/wordml/symex" xmlns:wpg="http://schemas.microsoft.com/office/word/2010/wordprocessingGroup" xmlns:wpi="http://schemas.microsoft.com/office/word/2010/wordprocessingInk" xmlns:wne="http://schemas.microsoft.com/office/word/2006/wordml" xmlns:wps="http://schemas.microsoft.com/office/word/2010/wordprocessingShape" mc:Ignorable="w14 w15 w16se w16cid w16 w16cex w16sdtdh wp14">
+<w:ftr xmlns:wpc="http://schemas.microsoft.com/office/word/2010/wordprocessingCanvas" xmlns:cx="http://schemas.microsoft.com/office/drawing/2014/chartex" xmlns:cx1="http://schemas.microsoft.com/office/drawing/2015/9/8/chartex" xmlns:cx2="http://schemas.microsoft.com/office/drawing/2015/10/21/chartex" xmlns:cx3="http://schemas.microsoft.com/office/drawing/2016/5/9/chartex" xmlns:cx4="http://schemas.microsoft.com/office/drawing/2016/5/10/chartex" xmlns:cx5="http://schemas.microsoft.com/office/drawing/2016/5/11/chartex" xmlns:cx6="http://schemas.microsoft.com/office/drawing/2016/5/12/chartex" xmlns:cx7="http://schemas.microsoft.com/office/drawing/2016/5/13/chartex" xmlns:cx8="http://schemas.microsoft.com/office/drawing/2016/5/14/chartex" xmlns:mc="http://schemas.openxmlformats.org/markup-compatibility/2006" xmlns:aink="http://schemas.microsoft.com/office/drawing/2016/ink" xmlns:am3d="http://schemas.microsoft.com/office/drawing/2017/model3d" xmlns:o="urn:schemas-microsoft-com:office:office" xmlns:oel="http://schemas.microsoft.com/office/2019/extlst" xmlns:r="http://schemas.openxmlformats.org/officeDocument/2006/relationships" xmlns:m="http://schemas.openxmlformats.org/officeDocument/2006/math" xmlns:v="urn:schemas-microsoft-com:vml" xmlns:wp14="http://schemas.microsoft.com/office/word/2010/wordprocessingDrawing" xmlns:wp="http://schemas.openxmlformats.org/drawingml/2006/wordprocessingDrawing" xmlns:w10="urn:schemas-microsoft-com:office:word" xmlns:w="http://schemas.openxmlformats.org/wordprocessingml/2006/main" xmlns:w14="http://schemas.microsoft.com/office/word/2010/wordml" xmlns:w15="http://schemas.microsoft.com/office/word/2012/wordml" xmlns:w16cex="http://schemas.microsoft.com/office/word/2018/wordml/cex" xmlns:w16cid="http://schemas.microsoft.com/office/word/2016/wordml/cid" xmlns:w16="http://schemas.microsoft.com/office/word/2018/wordml" xmlns:w16du="http://schemas.microsoft.com/office/word/2023/wordml/word16du" xmlns:w16sdtdh="http://schemas.microsoft.com/office/word/2020/wordml/sdtdatahash" xmlns:w16sdtfl="http://schemas.microsoft.com/office/word/2024/wordml/sdtformatlock" xmlns:w16se="http://schemas.microsoft.com/office/word/2015/wordml/symex" xmlns:wpg="http://schemas.microsoft.com/office/word/2010/wordprocessingGroup" xmlns:wpi="http://schemas.microsoft.com/office/word/2010/wordprocessingInk" xmlns:wne="http://schemas.microsoft.com/office/word/2006/wordml" xmlns:wps="http://schemas.microsoft.com/office/word/2010/wordprocessingShape" mc:Ignorable="w14 w15 w16se w16cid w16 w16cex w16sdtdh w16sdtfl w16du wp14">
   <w:p>
     <w:pPr>
       <w:pStyle w:val="Footer"/>
@@ -648,7 +793,7 @@
 </file>
 
 <file path=word/footer3.xml><?xml version="1.0" encoding="utf-8"?>
-<w:ftr xmlns:wpc="http://schemas.microsoft.com/office/word/2010/wordprocessingCanvas" xmlns:cx="http://schemas.microsoft.com/office/drawing/2014/chartex" xmlns:cx1="http://schemas.microsoft.com/office/drawing/2015/9/8/chartex" xmlns:cx2="http://schemas.microsoft.com/office/drawing/2015/10/21/chartex" xmlns:cx3="http://schemas.microsoft.com/office/drawing/2016/5/9/chartex" xmlns:cx4="http://schemas.microsoft.com/office/drawing/2016/5/10/chartex" xmlns:cx5="http://schemas.microsoft.com/office/drawing/2016/5/11/chartex" xmlns:cx6="http://schemas.microsoft.com/office/drawing/2016/5/12/chartex" xmlns:cx7="http://schemas.microsoft.com/office/drawing/2016/5/13/chartex" xmlns:cx8="http://schemas.microsoft.com/office/drawing/2016/5/14/chartex" xmlns:mc="http://schemas.openxmlformats.org/markup-compatibility/2006" xmlns:aink="http://schemas.microsoft.com/office/drawing/2016/ink" xmlns:am3d="http://schemas.microsoft.com/office/drawing/2017/model3d" xmlns:o="urn:schemas-microsoft-com:office:office" xmlns:oel="http://schemas.microsoft.com/office/2019/extlst" xmlns:r="http://schemas.openxmlformats.org/officeDocument/2006/relationships" xmlns:m="http://schemas.openxmlformats.org/officeDocument/2006/math" xmlns:v="urn:schemas-microsoft-com:vml" xmlns:wp14="http://schemas.microsoft.com/office/word/2010/wordprocessingDrawing" xmlns:wp="http://schemas.openxmlformats.org/drawingml/2006/wordprocessingDrawing" xmlns:w10="urn:schemas-microsoft-com:office:word" xmlns:w="http://schemas.openxmlformats.org/wordprocessingml/2006/main" xmlns:w14="http://schemas.microsoft.com/office/word/2010/wordml" xmlns:w15="http://schemas.microsoft.com/office/word/2012/wordml" xmlns:w16cex="http://schemas.microsoft.com/office/word/2018/wordml/cex" xmlns:w16cid="http://schemas.microsoft.com/office/word/2016/wordml/cid" xmlns:w16="http://schemas.microsoft.com/office/word/2018/wordml" xmlns:w16sdtdh="http://schemas.microsoft.com/office/word/2020/wordml/sdtdatahash" xmlns:w16se="http://schemas.microsoft.com/office/word/2015/wordml/symex" xmlns:wpg="http://schemas.microsoft.com/office/word/2010/wordprocessingGroup" xmlns:wpi="http://schemas.microsoft.com/office/word/2010/wordprocessingInk" xmlns:wne="http://schemas.microsoft.com/office/word/2006/wordml" xmlns:wps="http://schemas.microsoft.com/office/word/2010/wordprocessingShape" mc:Ignorable="w14 w15 w16se w16cid w16 w16cex w16sdtdh wp14">
+<w:ftr xmlns:wpc="http://schemas.microsoft.com/office/word/2010/wordprocessingCanvas" xmlns:cx="http://schemas.microsoft.com/office/drawing/2014/chartex" xmlns:cx1="http://schemas.microsoft.com/office/drawing/2015/9/8/chartex" xmlns:cx2="http://schemas.microsoft.com/office/drawing/2015/10/21/chartex" xmlns:cx3="http://schemas.microsoft.com/office/drawing/2016/5/9/chartex" xmlns:cx4="http://schemas.microsoft.com/office/drawing/2016/5/10/chartex" xmlns:cx5="http://schemas.microsoft.com/office/drawing/2016/5/11/chartex" xmlns:cx6="http://schemas.microsoft.com/office/drawing/2016/5/12/chartex" xmlns:cx7="http://schemas.microsoft.com/office/drawing/2016/5/13/chartex" xmlns:cx8="http://schemas.microsoft.com/office/drawing/2016/5/14/chartex" xmlns:mc="http://schemas.openxmlformats.org/markup-compatibility/2006" xmlns:aink="http://schemas.microsoft.com/office/drawing/2016/ink" xmlns:am3d="http://schemas.microsoft.com/office/drawing/2017/model3d" xmlns:o="urn:schemas-microsoft-com:office:office" xmlns:oel="http://schemas.microsoft.com/office/2019/extlst" xmlns:r="http://schemas.openxmlformats.org/officeDocument/2006/relationships" xmlns:m="http://schemas.openxmlformats.org/officeDocument/2006/math" xmlns:v="urn:schemas-microsoft-com:vml" xmlns:wp14="http://schemas.microsoft.com/office/word/2010/wordprocessingDrawing" xmlns:wp="http://schemas.openxmlformats.org/drawingml/2006/wordprocessingDrawing" xmlns:w10="urn:schemas-microsoft-com:office:word" xmlns:w="http://schemas.openxmlformats.org/wordprocessingml/2006/main" xmlns:w14="http://schemas.microsoft.com/office/word/2010/wordml" xmlns:w15="http://schemas.microsoft.com/office/word/2012/wordml" xmlns:w16cex="http://schemas.microsoft.com/office/word/2018/wordml/cex" xmlns:w16cid="http://schemas.microsoft.com/office/word/2016/wordml/cid" xmlns:w16="http://schemas.microsoft.com/office/word/2018/wordml" xmlns:w16du="http://schemas.microsoft.com/office/word/2023/wordml/word16du" xmlns:w16sdtdh="http://schemas.microsoft.com/office/word/2020/wordml/sdtdatahash" xmlns:w16sdtfl="http://schemas.microsoft.com/office/word/2024/wordml/sdtformatlock" xmlns:w16se="http://schemas.microsoft.com/office/word/2015/wordml/symex" xmlns:wpg="http://schemas.microsoft.com/office/word/2010/wordprocessingGroup" xmlns:wpi="http://schemas.microsoft.com/office/word/2010/wordprocessingInk" xmlns:wne="http://schemas.microsoft.com/office/word/2006/wordml" xmlns:wps="http://schemas.microsoft.com/office/word/2010/wordprocessingShape" mc:Ignorable="w14 w15 w16se w16cid w16 w16cex w16sdtdh w16sdtfl w16du wp14">
   <w:p>
     <w:pPr>
       <w:pStyle w:val="Footer"/>
@@ -658,7 +803,7 @@
 </file>
 
 <file path=word/footnotes.xml><?xml version="1.0" encoding="utf-8"?>
-<w:footnotes xmlns:wpc="http://schemas.microsoft.com/office/word/2010/wordprocessingCanvas" xmlns:cx="http://schemas.microsoft.com/office/drawing/2014/chartex" xmlns:cx1="http://schemas.microsoft.com/office/drawing/2015/9/8/chartex" xmlns:cx2="http://schemas.microsoft.com/office/drawing/2015/10/21/chartex" xmlns:cx3="http://schemas.microsoft.com/office/drawing/2016/5/9/chartex" xmlns:cx4="http://schemas.microsoft.com/office/drawing/2016/5/10/chartex" xmlns:cx5="http://schemas.microsoft.com/office/drawing/2016/5/11/chartex" xmlns:cx6="http://schemas.microsoft.com/office/drawing/2016/5/12/chartex" xmlns:cx7="http://schemas.microsoft.com/office/drawing/2016/5/13/chartex" xmlns:cx8="http://schemas.microsoft.com/office/drawing/2016/5/14/chartex" xmlns:mc="http://schemas.openxmlformats.org/markup-compatibility/2006" xmlns:aink="http://schemas.microsoft.com/office/drawing/2016/ink" xmlns:am3d="http://schemas.microsoft.com/office/drawing/2017/model3d" xmlns:o="urn:schemas-microsoft-com:office:office" xmlns:oel="http://schemas.microsoft.com/office/2019/extlst" xmlns:r="http://schemas.openxmlformats.org/officeDocument/2006/relationships" xmlns:m="http://schemas.openxmlformats.org/officeDocument/2006/math" xmlns:v="urn:schemas-microsoft-com:vml" xmlns:wp14="http://schemas.microsoft.com/office/word/2010/wordprocessingDrawing" xmlns:wp="http://schemas.openxmlformats.org/drawingml/2006/wordprocessingDrawing" xmlns:w10="urn:schemas-microsoft-com:office:word" xmlns:w="http://schemas.openxmlformats.org/wordprocessingml/2006/main" xmlns:w14="http://schemas.microsoft.com/office/word/2010/wordml" xmlns:w15="http://schemas.microsoft.com/office/word/2012/wordml" xmlns:w16cex="http://schemas.microsoft.com/office/word/2018/wordml/cex" xmlns:w16cid="http://schemas.microsoft.com/office/word/2016/wordml/cid" xmlns:w16="http://schemas.microsoft.com/office/word/2018/wordml" xmlns:w16sdtdh="http://schemas.microsoft.com/office/word/2020/wordml/sdtdatahash" xmlns:w16se="http://schemas.microsoft.com/office/word/2015/wordml/symex" xmlns:wpg="http://schemas.microsoft.com/office/word/2010/wordprocessingGroup" xmlns:wpi="http://schemas.microsoft.com/office/word/2010/wordprocessingInk" xmlns:wne="http://schemas.microsoft.com/office/word/2006/wordml" xmlns:wps="http://schemas.microsoft.com/office/word/2010/wordprocessingShape" mc:Ignorable="w14 w15 w16se w16cid w16 w16cex w16sdtdh wp14">
+<w:footnotes xmlns:wpc="http://schemas.microsoft.com/office/word/2010/wordprocessingCanvas" xmlns:cx="http://schemas.microsoft.com/office/drawing/2014/chartex" xmlns:cx1="http://schemas.microsoft.com/office/drawing/2015/9/8/chartex" xmlns:cx2="http://schemas.microsoft.com/office/drawing/2015/10/21/chartex" xmlns:cx3="http://schemas.microsoft.com/office/drawing/2016/5/9/chartex" xmlns:cx4="http://schemas.microsoft.com/office/drawing/2016/5/10/chartex" xmlns:cx5="http://schemas.microsoft.com/office/drawing/2016/5/11/chartex" xmlns:cx6="http://schemas.microsoft.com/office/drawing/2016/5/12/chartex" xmlns:cx7="http://schemas.microsoft.com/office/drawing/2016/5/13/chartex" xmlns:cx8="http://schemas.microsoft.com/office/drawing/2016/5/14/chartex" xmlns:mc="http://schemas.openxmlformats.org/markup-compatibility/2006" xmlns:aink="http://schemas.microsoft.com/office/drawing/2016/ink" xmlns:am3d="http://schemas.microsoft.com/office/drawing/2017/model3d" xmlns:o="urn:schemas-microsoft-com:office:office" xmlns:oel="http://schemas.microsoft.com/office/2019/extlst" xmlns:r="http://schemas.openxmlformats.org/officeDocument/2006/relationships" xmlns:m="http://schemas.openxmlformats.org/officeDocument/2006/math" xmlns:v="urn:schemas-microsoft-com:vml" xmlns:wp14="http://schemas.microsoft.com/office/word/2010/wordprocessingDrawing" xmlns:wp="http://schemas.openxmlformats.org/drawingml/2006/wordprocessingDrawing" xmlns:w10="urn:schemas-microsoft-com:office:word" xmlns:w="http://schemas.openxmlformats.org/wordprocessingml/2006/main" xmlns:w14="http://schemas.microsoft.com/office/word/2010/wordml" xmlns:w15="http://schemas.microsoft.com/office/word/2012/wordml" xmlns:w16cex="http://schemas.microsoft.com/office/word/2018/wordml/cex" xmlns:w16cid="http://schemas.microsoft.com/office/word/2016/wordml/cid" xmlns:w16="http://schemas.microsoft.com/office/word/2018/wordml" xmlns:w16du="http://schemas.microsoft.com/office/word/2023/wordml/word16du" xmlns:w16sdtdh="http://schemas.microsoft.com/office/word/2020/wordml/sdtdatahash" xmlns:w16sdtfl="http://schemas.microsoft.com/office/word/2024/wordml/sdtformatlock" xmlns:w16se="http://schemas.microsoft.com/office/word/2015/wordml/symex" xmlns:wpg="http://schemas.microsoft.com/office/word/2010/wordprocessingGroup" xmlns:wpi="http://schemas.microsoft.com/office/word/2010/wordprocessingInk" xmlns:wne="http://schemas.microsoft.com/office/word/2006/wordml" xmlns:wps="http://schemas.microsoft.com/office/word/2010/wordprocessingShape" mc:Ignorable="w14 w15 w16se w16cid w16 w16cex w16sdtdh w16sdtfl w16du wp14">
   <w:footnote w:type="separator" w:id="-1">
     <w:p>
       <w:pPr>
@@ -683,7 +828,7 @@
 </file>
 
 <file path=word/header1.xml><?xml version="1.0" encoding="utf-8"?>
-<w:hdr xmlns:wpc="http://schemas.microsoft.com/office/word/2010/wordprocessingCanvas" xmlns:cx="http://schemas.microsoft.com/office/drawing/2014/chartex" xmlns:cx1="http://schemas.microsoft.com/office/drawing/2015/9/8/chartex" xmlns:cx2="http://schemas.microsoft.com/office/drawing/2015/10/21/chartex" xmlns:cx3="http://schemas.microsoft.com/office/drawing/2016/5/9/chartex" xmlns:cx4="http://schemas.microsoft.com/office/drawing/2016/5/10/chartex" xmlns:cx5="http://schemas.microsoft.com/office/drawing/2016/5/11/chartex" xmlns:cx6="http://schemas.microsoft.com/office/drawing/2016/5/12/chartex" xmlns:cx7="http://schemas.microsoft.com/office/drawing/2016/5/13/chartex" xmlns:cx8="http://schemas.microsoft.com/office/drawing/2016/5/14/chartex" xmlns:mc="http://schemas.openxmlformats.org/markup-compatibility/2006" xmlns:aink="http://schemas.microsoft.com/office/drawing/2016/ink" xmlns:am3d="http://schemas.microsoft.com/office/drawing/2017/model3d" xmlns:o="urn:schemas-microsoft-com:office:office" xmlns:oel="http://schemas.microsoft.com/office/2019/extlst" xmlns:r="http://schemas.openxmlformats.org/officeDocument/2006/relationships" xmlns:m="http://schemas.openxmlformats.org/officeDocument/2006/math" xmlns:v="urn:schemas-microsoft-com:vml" xmlns:wp14="http://schemas.microsoft.com/office/word/2010/wordprocessingDrawing" xmlns:wp="http://schemas.openxmlformats.org/drawingml/2006/wordprocessingDrawing" xmlns:w10="urn:schemas-microsoft-com:office:word" xmlns:w="http://schemas.openxmlformats.org/wordprocessingml/2006/main" xmlns:w14="http://schemas.microsoft.com/office/word/2010/wordml" xmlns:w15="http://schemas.microsoft.com/office/word/2012/wordml" xmlns:w16cex="http://schemas.microsoft.com/office/word/2018/wordml/cex" xmlns:w16cid="http://schemas.microsoft.com/office/word/2016/wordml/cid" xmlns:w16="http://schemas.microsoft.com/office/word/2018/wordml" xmlns:w16sdtdh="http://schemas.microsoft.com/office/word/2020/wordml/sdtdatahash" xmlns:w16se="http://schemas.microsoft.com/office/word/2015/wordml/symex" xmlns:wpg="http://schemas.microsoft.com/office/word/2010/wordprocessingGroup" xmlns:wpi="http://schemas.microsoft.com/office/word/2010/wordprocessingInk" xmlns:wne="http://schemas.microsoft.com/office/word/2006/wordml" xmlns:wps="http://schemas.microsoft.com/office/word/2010/wordprocessingShape" mc:Ignorable="w14 w15 w16se w16cid w16 w16cex w16sdtdh wp14">
+<w:hdr xmlns:wpc="http://schemas.microsoft.com/office/word/2010/wordprocessingCanvas" xmlns:cx="http://schemas.microsoft.com/office/drawing/2014/chartex" xmlns:cx1="http://schemas.microsoft.com/office/drawing/2015/9/8/chartex" xmlns:cx2="http://schemas.microsoft.com/office/drawing/2015/10/21/chartex" xmlns:cx3="http://schemas.microsoft.com/office/drawing/2016/5/9/chartex" xmlns:cx4="http://schemas.microsoft.com/office/drawing/2016/5/10/chartex" xmlns:cx5="http://schemas.microsoft.com/office/drawing/2016/5/11/chartex" xmlns:cx6="http://schemas.microsoft.com/office/drawing/2016/5/12/chartex" xmlns:cx7="http://schemas.microsoft.com/office/drawing/2016/5/13/chartex" xmlns:cx8="http://schemas.microsoft.com/office/drawing/2016/5/14/chartex" xmlns:mc="http://schemas.openxmlformats.org/markup-compatibility/2006" xmlns:aink="http://schemas.microsoft.com/office/drawing/2016/ink" xmlns:am3d="http://schemas.microsoft.com/office/drawing/2017/model3d" xmlns:o="urn:schemas-microsoft-com:office:office" xmlns:oel="http://schemas.microsoft.com/office/2019/extlst" xmlns:r="http://schemas.openxmlformats.org/officeDocument/2006/relationships" xmlns:m="http://schemas.openxmlformats.org/officeDocument/2006/math" xmlns:v="urn:schemas-microsoft-com:vml" xmlns:wp14="http://schemas.microsoft.com/office/word/2010/wordprocessingDrawing" xmlns:wp="http://schemas.openxmlformats.org/drawingml/2006/wordprocessingDrawing" xmlns:w10="urn:schemas-microsoft-com:office:word" xmlns:w="http://schemas.openxmlformats.org/wordprocessingml/2006/main" xmlns:w14="http://schemas.microsoft.com/office/word/2010/wordml" xmlns:w15="http://schemas.microsoft.com/office/word/2012/wordml" xmlns:w16cex="http://schemas.microsoft.com/office/word/2018/wordml/cex" xmlns:w16cid="http://schemas.microsoft.com/office/word/2016/wordml/cid" xmlns:w16="http://schemas.microsoft.com/office/word/2018/wordml" xmlns:w16du="http://schemas.microsoft.com/office/word/2023/wordml/word16du" xmlns:w16sdtdh="http://schemas.microsoft.com/office/word/2020/wordml/sdtdatahash" xmlns:w16sdtfl="http://schemas.microsoft.com/office/word/2024/wordml/sdtformatlock" xmlns:w16se="http://schemas.microsoft.com/office/word/2015/wordml/symex" xmlns:wpg="http://schemas.microsoft.com/office/word/2010/wordprocessingGroup" xmlns:wpi="http://schemas.microsoft.com/office/word/2010/wordprocessingInk" xmlns:wne="http://schemas.microsoft.com/office/word/2006/wordml" xmlns:wps="http://schemas.microsoft.com/office/word/2010/wordprocessingShape" mc:Ignorable="w14 w15 w16se w16cid w16 w16cex w16sdtdh w16sdtfl w16du wp14">
   <w:p>
     <w:pPr>
       <w:pStyle w:val="Header"/>
@@ -693,7 +838,7 @@
 </file>
 
 <file path=word/header2.xml><?xml version="1.0" encoding="utf-8"?>
-<w:hdr xmlns:wpc="http://schemas.microsoft.com/office/word/2010/wordprocessingCanvas" xmlns:cx="http://schemas.microsoft.com/office/drawing/2014/chartex" xmlns:cx1="http://schemas.microsoft.com/office/drawing/2015/9/8/chartex" xmlns:cx2="http://schemas.microsoft.com/office/drawing/2015/10/21/chartex" xmlns:cx3="http://schemas.microsoft.com/office/drawing/2016/5/9/chartex" xmlns:cx4="http://schemas.microsoft.com/office/drawing/2016/5/10/chartex" xmlns:cx5="http://schemas.microsoft.com/office/drawing/2016/5/11/chartex" xmlns:cx6="http://schemas.microsoft.com/office/drawing/2016/5/12/chartex" xmlns:cx7="http://schemas.microsoft.com/office/drawing/2016/5/13/chartex" xmlns:cx8="http://schemas.microsoft.com/office/drawing/2016/5/14/chartex" xmlns:mc="http://schemas.openxmlformats.org/markup-compatibility/2006" xmlns:aink="http://schemas.microsoft.com/office/drawing/2016/ink" xmlns:am3d="http://schemas.microsoft.com/office/drawing/2017/model3d" xmlns:o="urn:schemas-microsoft-com:office:office" xmlns:oel="http://schemas.microsoft.com/office/2019/extlst" xmlns:r="http://schemas.openxmlformats.org/officeDocument/2006/relationships" xmlns:m="http://schemas.openxmlformats.org/officeDocument/2006/math" xmlns:v="urn:schemas-microsoft-com:vml" xmlns:wp14="http://schemas.microsoft.com/office/word/2010/wordprocessingDrawing" xmlns:wp="http://schemas.openxmlformats.org/drawingml/2006/wordprocessingDrawing" xmlns:w10="urn:schemas-microsoft-com:office:word" xmlns:w="http://schemas.openxmlformats.org/wordprocessingml/2006/main" xmlns:w14="http://schemas.microsoft.com/office/word/2010/wordml" xmlns:w15="http://schemas.microsoft.com/office/word/2012/wordml" xmlns:w16cex="http://schemas.microsoft.com/office/word/2018/wordml/cex" xmlns:w16cid="http://schemas.microsoft.com/office/word/2016/wordml/cid" xmlns:w16="http://schemas.microsoft.com/office/word/2018/wordml" xmlns:w16sdtdh="http://schemas.microsoft.com/office/word/2020/wordml/sdtdatahash" xmlns:w16se="http://schemas.microsoft.com/office/word/2015/wordml/symex" xmlns:wpg="http://schemas.microsoft.com/office/word/2010/wordprocessingGroup" xmlns:wpi="http://schemas.microsoft.com/office/word/2010/wordprocessingInk" xmlns:wne="http://schemas.microsoft.com/office/word/2006/wordml" xmlns:wps="http://schemas.microsoft.com/office/word/2010/wordprocessingShape" mc:Ignorable="w14 w15 w16se w16cid w16 w16cex w16sdtdh wp14">
+<w:hdr xmlns:wpc="http://schemas.microsoft.com/office/word/2010/wordprocessingCanvas" xmlns:cx="http://schemas.microsoft.com/office/drawing/2014/chartex" xmlns:cx1="http://schemas.microsoft.com/office/drawing/2015/9/8/chartex" xmlns:cx2="http://schemas.microsoft.com/office/drawing/2015/10/21/chartex" xmlns:cx3="http://schemas.microsoft.com/office/drawing/2016/5/9/chartex" xmlns:cx4="http://schemas.microsoft.com/office/drawing/2016/5/10/chartex" xmlns:cx5="http://schemas.microsoft.com/office/drawing/2016/5/11/chartex" xmlns:cx6="http://schemas.microsoft.com/office/drawing/2016/5/12/chartex" xmlns:cx7="http://schemas.microsoft.com/office/drawing/2016/5/13/chartex" xmlns:cx8="http://schemas.microsoft.com/office/drawing/2016/5/14/chartex" xmlns:mc="http://schemas.openxmlformats.org/markup-compatibility/2006" xmlns:aink="http://schemas.microsoft.com/office/drawing/2016/ink" xmlns:am3d="http://schemas.microsoft.com/office/drawing/2017/model3d" xmlns:o="urn:schemas-microsoft-com:office:office" xmlns:oel="http://schemas.microsoft.com/office/2019/extlst" xmlns:r="http://schemas.openxmlformats.org/officeDocument/2006/relationships" xmlns:m="http://schemas.openxmlformats.org/officeDocument/2006/math" xmlns:v="urn:schemas-microsoft-com:vml" xmlns:wp14="http://schemas.microsoft.com/office/word/2010/wordprocessingDrawing" xmlns:wp="http://schemas.openxmlformats.org/drawingml/2006/wordprocessingDrawing" xmlns:w10="urn:schemas-microsoft-com:office:word" xmlns:w="http://schemas.openxmlformats.org/wordprocessingml/2006/main" xmlns:w14="http://schemas.microsoft.com/office/word/2010/wordml" xmlns:w15="http://schemas.microsoft.com/office/word/2012/wordml" xmlns:w16cex="http://schemas.microsoft.com/office/word/2018/wordml/cex" xmlns:w16cid="http://schemas.microsoft.com/office/word/2016/wordml/cid" xmlns:w16="http://schemas.microsoft.com/office/word/2018/wordml" xmlns:w16du="http://schemas.microsoft.com/office/word/2023/wordml/word16du" xmlns:w16sdtdh="http://schemas.microsoft.com/office/word/2020/wordml/sdtdatahash" xmlns:w16sdtfl="http://schemas.microsoft.com/office/word/2024/wordml/sdtformatlock" xmlns:w16se="http://schemas.microsoft.com/office/word/2015/wordml/symex" xmlns:wpg="http://schemas.microsoft.com/office/word/2010/wordprocessingGroup" xmlns:wpi="http://schemas.microsoft.com/office/word/2010/wordprocessingInk" xmlns:wne="http://schemas.microsoft.com/office/word/2006/wordml" xmlns:wps="http://schemas.microsoft.com/office/word/2010/wordprocessingShape" mc:Ignorable="w14 w15 w16se w16cid w16 w16cex w16sdtdh w16sdtfl w16du wp14">
   <w:p>
     <w:pPr>
       <w:pStyle w:val="Header"/>
@@ -704,7 +849,7 @@
 </file>
 
 <file path=word/header3.xml><?xml version="1.0" encoding="utf-8"?>
-<w:hdr xmlns:wpc="http://schemas.microsoft.com/office/word/2010/wordprocessingCanvas" xmlns:cx="http://schemas.microsoft.com/office/drawing/2014/chartex" xmlns:cx1="http://schemas.microsoft.com/office/drawing/2015/9/8/chartex" xmlns:cx2="http://schemas.microsoft.com/office/drawing/2015/10/21/chartex" xmlns:cx3="http://schemas.microsoft.com/office/drawing/2016/5/9/chartex" xmlns:cx4="http://schemas.microsoft.com/office/drawing/2016/5/10/chartex" xmlns:cx5="http://schemas.microsoft.com/office/drawing/2016/5/11/chartex" xmlns:cx6="http://schemas.microsoft.com/office/drawing/2016/5/12/chartex" xmlns:cx7="http://schemas.microsoft.com/office/drawing/2016/5/13/chartex" xmlns:cx8="http://schemas.microsoft.com/office/drawing/2016/5/14/chartex" xmlns:mc="http://schemas.openxmlformats.org/markup-compatibility/2006" xmlns:aink="http://schemas.microsoft.com/office/drawing/2016/ink" xmlns:am3d="http://schemas.microsoft.com/office/drawing/2017/model3d" xmlns:o="urn:schemas-microsoft-com:office:office" xmlns:oel="http://schemas.microsoft.com/office/2019/extlst" xmlns:r="http://schemas.openxmlformats.org/officeDocument/2006/relationships" xmlns:m="http://schemas.openxmlformats.org/officeDocument/2006/math" xmlns:v="urn:schemas-microsoft-com:vml" xmlns:wp14="http://schemas.microsoft.com/office/word/2010/wordprocessingDrawing" xmlns:wp="http://schemas.openxmlformats.org/drawingml/2006/wordprocessingDrawing" xmlns:w10="urn:schemas-microsoft-com:office:word" xmlns:w="http://schemas.openxmlformats.org/wordprocessingml/2006/main" xmlns:w14="http://schemas.microsoft.com/office/word/2010/wordml" xmlns:w15="http://schemas.microsoft.com/office/word/2012/wordml" xmlns:w16cex="http://schemas.microsoft.com/office/word/2018/wordml/cex" xmlns:w16cid="http://schemas.microsoft.com/office/word/2016/wordml/cid" xmlns:w16="http://schemas.microsoft.com/office/word/2018/wordml" xmlns:w16sdtdh="http://schemas.microsoft.com/office/word/2020/wordml/sdtdatahash" xmlns:w16se="http://schemas.microsoft.com/office/word/2015/wordml/symex" xmlns:wpg="http://schemas.microsoft.com/office/word/2010/wordprocessingGroup" xmlns:wpi="http://schemas.microsoft.com/office/word/2010/wordprocessingInk" xmlns:wne="http://schemas.microsoft.com/office/word/2006/wordml" xmlns:wps="http://schemas.microsoft.com/office/word/2010/wordprocessingShape" mc:Ignorable="w14 w15 w16se w16cid w16 w16cex w16sdtdh wp14">
+<w:hdr xmlns:wpc="http://schemas.microsoft.com/office/word/2010/wordprocessingCanvas" xmlns:cx="http://schemas.microsoft.com/office/drawing/2014/chartex" xmlns:cx1="http://schemas.microsoft.com/office/drawing/2015/9/8/chartex" xmlns:cx2="http://schemas.microsoft.com/office/drawing/2015/10/21/chartex" xmlns:cx3="http://schemas.microsoft.com/office/drawing/2016/5/9/chartex" xmlns:cx4="http://schemas.microsoft.com/office/drawing/2016/5/10/chartex" xmlns:cx5="http://schemas.microsoft.com/office/drawing/2016/5/11/chartex" xmlns:cx6="http://schemas.microsoft.com/office/drawing/2016/5/12/chartex" xmlns:cx7="http://schemas.microsoft.com/office/drawing/2016/5/13/chartex" xmlns:cx8="http://schemas.microsoft.com/office/drawing/2016/5/14/chartex" xmlns:mc="http://schemas.openxmlformats.org/markup-compatibility/2006" xmlns:aink="http://schemas.microsoft.com/office/drawing/2016/ink" xmlns:am3d="http://schemas.microsoft.com/office/drawing/2017/model3d" xmlns:o="urn:schemas-microsoft-com:office:office" xmlns:oel="http://schemas.microsoft.com/office/2019/extlst" xmlns:r="http://schemas.openxmlformats.org/officeDocument/2006/relationships" xmlns:m="http://schemas.openxmlformats.org/officeDocument/2006/math" xmlns:v="urn:schemas-microsoft-com:vml" xmlns:wp14="http://schemas.microsoft.com/office/word/2010/wordprocessingDrawing" xmlns:wp="http://schemas.openxmlformats.org/drawingml/2006/wordprocessingDrawing" xmlns:w10="urn:schemas-microsoft-com:office:word" xmlns:w="http://schemas.openxmlformats.org/wordprocessingml/2006/main" xmlns:w14="http://schemas.microsoft.com/office/word/2010/wordml" xmlns:w15="http://schemas.microsoft.com/office/word/2012/wordml" xmlns:w16cex="http://schemas.microsoft.com/office/word/2018/wordml/cex" xmlns:w16cid="http://schemas.microsoft.com/office/word/2016/wordml/cid" xmlns:w16="http://schemas.microsoft.com/office/word/2018/wordml" xmlns:w16du="http://schemas.microsoft.com/office/word/2023/wordml/word16du" xmlns:w16sdtdh="http://schemas.microsoft.com/office/word/2020/wordml/sdtdatahash" xmlns:w16sdtfl="http://schemas.microsoft.com/office/word/2024/wordml/sdtformatlock" xmlns:w16se="http://schemas.microsoft.com/office/word/2015/wordml/symex" xmlns:wpg="http://schemas.microsoft.com/office/word/2010/wordprocessingGroup" xmlns:wpi="http://schemas.microsoft.com/office/word/2010/wordprocessingInk" xmlns:wne="http://schemas.microsoft.com/office/word/2006/wordml" xmlns:wps="http://schemas.microsoft.com/office/word/2010/wordprocessingShape" mc:Ignorable="w14 w15 w16se w16cid w16 w16cex w16sdtdh w16sdtfl w16du wp14">
   <w:p>
     <w:pPr>
       <w:pStyle w:val="Header"/>
@@ -713,7 +858,7 @@
     <w:r>
       <w:tab/>
       <w:tab/>
-      <w:t>2026-06-17</w:t>
+      <w:t>2026-06-18</w:t>
       <w:br/>
       <w:br/>
     </w:r>
@@ -730,7 +875,7 @@
 </file>
 
 <file path=word/numbering.xml><?xml version="1.0" encoding="utf-8"?>
-<w:numbering xmlns:wpc="http://schemas.microsoft.com/office/word/2010/wordprocessingCanvas" xmlns:cx="http://schemas.microsoft.com/office/drawing/2014/chartex" xmlns:cx1="http://schemas.microsoft.com/office/drawing/2015/9/8/chartex" xmlns:cx2="http://schemas.microsoft.com/office/drawing/2015/10/21/chartex" xmlns:cx3="http://schemas.microsoft.com/office/drawing/2016/5/9/chartex" xmlns:cx4="http://schemas.microsoft.com/office/drawing/2016/5/10/chartex" xmlns:cx5="http://schemas.microsoft.com/office/drawing/2016/5/11/chartex" xmlns:cx6="http://schemas.microsoft.com/office/drawing/2016/5/12/chartex" xmlns:cx7="http://schemas.microsoft.com/office/drawing/2016/5/13/chartex" xmlns:cx8="http://schemas.microsoft.com/office/drawing/2016/5/14/chartex" xmlns:mc="http://schemas.openxmlformats.org/markup-compatibility/2006" xmlns:aink="http://schemas.microsoft.com/office/drawing/2016/ink" xmlns:am3d="http://schemas.microsoft.com/office/drawing/2017/model3d" xmlns:o="urn:schemas-microsoft-com:office:office" xmlns:oel="http://schemas.microsoft.com/office/2019/extlst" xmlns:r="http://schemas.openxmlformats.org/officeDocument/2006/relationships" xmlns:m="http://schemas.openxmlformats.org/officeDocument/2006/math" xmlns:v="urn:schemas-microsoft-com:vml" xmlns:wp14="http://schemas.microsoft.com/office/word/2010/wordprocessingDrawing" xmlns:wp="http://schemas.openxmlformats.org/drawingml/2006/wordprocessingDrawing" xmlns:w10="urn:schemas-microsoft-com:office:word" xmlns:w="http://schemas.openxmlformats.org/wordprocessingml/2006/main" xmlns:w14="http://schemas.microsoft.com/office/word/2010/wordml" xmlns:w15="http://schemas.microsoft.com/office/word/2012/wordml" xmlns:w16cex="http://schemas.microsoft.com/office/word/2018/wordml/cex" xmlns:w16cid="http://schemas.microsoft.com/office/word/2016/wordml/cid" xmlns:w16="http://schemas.microsoft.com/office/word/2018/wordml" xmlns:w16sdtdh="http://schemas.microsoft.com/office/word/2020/wordml/sdtdatahash" xmlns:w16se="http://schemas.microsoft.com/office/word/2015/wordml/symex" xmlns:wpg="http://schemas.microsoft.com/office/word/2010/wordprocessingGroup" xmlns:wpi="http://schemas.microsoft.com/office/word/2010/wordprocessingInk" xmlns:wne="http://schemas.microsoft.com/office/word/2006/wordml" xmlns:wps="http://schemas.microsoft.com/office/word/2010/wordprocessingShape" mc:Ignorable="w14 w15 w16se w16cid w16 w16cex w16sdtdh wp14">
+<w:numbering xmlns:wpc="http://schemas.microsoft.com/office/word/2010/wordprocessingCanvas" xmlns:cx="http://schemas.microsoft.com/office/drawing/2014/chartex" xmlns:cx1="http://schemas.microsoft.com/office/drawing/2015/9/8/chartex" xmlns:cx2="http://schemas.microsoft.com/office/drawing/2015/10/21/chartex" xmlns:cx3="http://schemas.microsoft.com/office/drawing/2016/5/9/chartex" xmlns:cx4="http://schemas.microsoft.com/office/drawing/2016/5/10/chartex" xmlns:cx5="http://schemas.microsoft.com/office/drawing/2016/5/11/chartex" xmlns:cx6="http://schemas.microsoft.com/office/drawing/2016/5/12/chartex" xmlns:cx7="http://schemas.microsoft.com/office/drawing/2016/5/13/chartex" xmlns:cx8="http://schemas.microsoft.com/office/drawing/2016/5/14/chartex" xmlns:mc="http://schemas.openxmlformats.org/markup-compatibility/2006" xmlns:aink="http://schemas.microsoft.com/office/drawing/2016/ink" xmlns:am3d="http://schemas.microsoft.com/office/drawing/2017/model3d" xmlns:o="urn:schemas-microsoft-com:office:office" xmlns:oel="http://schemas.microsoft.com/office/2019/extlst" xmlns:r="http://schemas.openxmlformats.org/officeDocument/2006/relationships" xmlns:m="http://schemas.openxmlformats.org/officeDocument/2006/math" xmlns:v="urn:schemas-microsoft-com:vml" xmlns:wp14="http://schemas.microsoft.com/office/word/2010/wordprocessingDrawing" xmlns:wp="http://schemas.openxmlformats.org/drawingml/2006/wordprocessingDrawing" xmlns:w10="urn:schemas-microsoft-com:office:word" xmlns:w="http://schemas.openxmlformats.org/wordprocessingml/2006/main" xmlns:w14="http://schemas.microsoft.com/office/word/2010/wordml" xmlns:w15="http://schemas.microsoft.com/office/word/2012/wordml" xmlns:w16cex="http://schemas.microsoft.com/office/word/2018/wordml/cex" xmlns:w16cid="http://schemas.microsoft.com/office/word/2016/wordml/cid" xmlns:w16="http://schemas.microsoft.com/office/word/2018/wordml" xmlns:w16du="http://schemas.microsoft.com/office/word/2023/wordml/word16du" xmlns:w16sdtdh="http://schemas.microsoft.com/office/word/2020/wordml/sdtdatahash" xmlns:w16sdtfl="http://schemas.microsoft.com/office/word/2024/wordml/sdtformatlock" xmlns:w16se="http://schemas.microsoft.com/office/word/2015/wordml/symex" xmlns:wpg="http://schemas.microsoft.com/office/word/2010/wordprocessingGroup" xmlns:wpi="http://schemas.microsoft.com/office/word/2010/wordprocessingInk" xmlns:wne="http://schemas.microsoft.com/office/word/2006/wordml" xmlns:wps="http://schemas.microsoft.com/office/word/2010/wordprocessingShape" mc:Ignorable="w14 w15 w16se w16cid w16 w16cex w16sdtdh w16sdtfl w16du wp14">
   <w:abstractNum w:abstractNumId="0" w15:restartNumberingAfterBreak="0">
     <w:nsid w:val="FFFFFF7C"/>
     <w:multiLevelType w:val="singleLevel"/>
@@ -933,7 +1078,7 @@
 </file>
 
 <file path=word/styles.xml><?xml version="1.0" encoding="utf-8"?>
-<w:styles xmlns:mc="http://schemas.openxmlformats.org/markup-compatibility/2006" xmlns:r="http://schemas.openxmlformats.org/officeDocument/2006/relationships" xmlns:w="http://schemas.openxmlformats.org/wordprocessingml/2006/main" xmlns:w14="http://schemas.microsoft.com/office/word/2010/wordml" xmlns:w15="http://schemas.microsoft.com/office/word/2012/wordml" xmlns:w16cex="http://schemas.microsoft.com/office/word/2018/wordml/cex" xmlns:w16cid="http://schemas.microsoft.com/office/word/2016/wordml/cid" xmlns:w16="http://schemas.microsoft.com/office/word/2018/wordml" xmlns:w16sdtdh="http://schemas.microsoft.com/office/word/2020/wordml/sdtdatahash" xmlns:w16se="http://schemas.microsoft.com/office/word/2015/wordml/symex" mc:Ignorable="w14 w15 w16se w16cid w16 w16cex w16sdtdh">
+<w:styles xmlns:mc="http://schemas.openxmlformats.org/markup-compatibility/2006" xmlns:r="http://schemas.openxmlformats.org/officeDocument/2006/relationships" xmlns:w="http://schemas.openxmlformats.org/wordprocessingml/2006/main" xmlns:w14="http://schemas.microsoft.com/office/word/2010/wordml" xmlns:w15="http://schemas.microsoft.com/office/word/2012/wordml" xmlns:w16cex="http://schemas.microsoft.com/office/word/2018/wordml/cex" xmlns:w16cid="http://schemas.microsoft.com/office/word/2016/wordml/cid" xmlns:w16="http://schemas.microsoft.com/office/word/2018/wordml" xmlns:w16du="http://schemas.microsoft.com/office/word/2023/wordml/word16du" xmlns:w16sdtdh="http://schemas.microsoft.com/office/word/2020/wordml/sdtdatahash" xmlns:w16sdtfl="http://schemas.microsoft.com/office/word/2024/wordml/sdtformatlock" xmlns:w16se="http://schemas.microsoft.com/office/word/2015/wordml/symex" mc:Ignorable="w14 w15 w16se w16cid w16 w16cex w16sdtdh w16sdtfl w16du">
   <w:docDefaults>
     <w:rPrDefault>
       <w:rPr>
@@ -1691,7 +1836,7 @@
     <w:link w:val="TitleChar"/>
     <w:uiPriority w:val="10"/>
     <w:qFormat/>
-    <w:rsid w:val="007106C8"/>
+    <w:rsid w:val="00E854FA"/>
     <w:pPr>
       <w:spacing w:after="300" w:line="240" w:lineRule="auto"/>
       <w:contextualSpacing/>
@@ -1701,7 +1846,7 @@
       <w:rFonts w:eastAsiaTheme="majorEastAsia" w:cstheme="majorBidi"/>
       <w:spacing w:val="5"/>
       <w:kern w:val="28"/>
-      <w:sz w:val="52"/>
+      <w:sz w:val="40"/>
       <w:szCs w:val="52"/>
       <w:lang w:val="sv-SE" w:eastAsia="en-US" w:bidi="ar-SA"/>
     </w:rPr>
@@ -1711,12 +1856,12 @@
     <w:basedOn w:val="DefaultParagraphFont"/>
     <w:link w:val="Title"/>
     <w:uiPriority w:val="10"/>
-    <w:rsid w:val="007106C8"/>
+    <w:rsid w:val="00E854FA"/>
     <w:rPr>
       <w:rFonts w:ascii="Times New Roman" w:eastAsiaTheme="majorEastAsia" w:hAnsi="Times New Roman" w:cstheme="majorBidi"/>
       <w:spacing w:val="5"/>
       <w:kern w:val="28"/>
-      <w:sz w:val="52"/>
+      <w:sz w:val="40"/>
       <w:szCs w:val="52"/>
       <w:lang w:val="sv-SE" w:eastAsia="en-US" w:bidi="ar-SA"/>
     </w:rPr>

--- a/klagomål/A 25467-2026 FSC-klagomål.docx
+++ b/klagomål/A 25467-2026 FSC-klagomål.docx
@@ -858,7 +858,7 @@
     <w:r>
       <w:tab/>
       <w:tab/>
-      <w:t>2026-06-18</w:t>
+      <w:t>2026-06-19</w:t>
       <w:br/>
       <w:br/>
     </w:r>

--- a/klagomål/A 25467-2026 FSC-klagomål.docx
+++ b/klagomål/A 25467-2026 FSC-klagomål.docx
@@ -858,7 +858,7 @@
     <w:r>
       <w:tab/>
       <w:tab/>
-      <w:t>2026-06-19</w:t>
+      <w:t>2026-06-20</w:t>
       <w:br/>
       <w:br/>
     </w:r>

--- a/klagomål/A 25467-2026 FSC-klagomål.docx
+++ b/klagomål/A 25467-2026 FSC-klagomål.docx
@@ -168,38 +168,7 @@
     </w:p>
     <w:p>
       <w:r>
-        <w:t>Detta dokument behandlar höga naturvärden i avverkningsanmälan A 25467-2026 i Gällivare kommun som inkom 2026-06-04 och omfattar 30,9 ha.</w:t>
-      </w:r>
-    </w:p>
-    <w:p>
-      <w:r>
-        <w:t>Nedan presenteras fynd av naturvårdsarter och fridlysta arter som gjorts i det avverkningsanmälda området, samt relevanta utdrag ur standarderna för FSC, Chain of Custody, Controlled Wood och PEFC. I BILAGA 1 finns artfakta om fridlysta arter.</w:t>
-      </w:r>
-    </w:p>
-    <w:p>
-      <w:r>
-        <w:t>Vi förväntar oss att ni återkommer med ett skriftligt svar på vårt klagomål och även beskriver vilka korrigerande åtgärder ni satt in för att rätta till identifierade brister i er efterlevnad av den svenska FSC standarden.</w:t>
-      </w:r>
-    </w:p>
-    <w:p>
-      <w:pPr>
-        <w:pStyle w:val="Heading1"/>
-      </w:pPr>
-      <w:r>
-        <w:t>Naturvårdsarter</w:t>
-      </w:r>
-    </w:p>
-    <w:p>
-      <w:r>
-        <w:t>I och inom 5 meter från avverkningsanmälan har följande 4 naturvårdsarter hittats: gammelgransskål (NT, T), källpraktmossa (S, T), lappranunkel (S, T, §7) och revlummer (§9). Av dessa är 1 rödlistade. För rödlistade arter har rödlistekategorin angivits inom parentes. Arter som är signalarter enligt Skogsstyrelsen har markerats med (S). Typiska arter inom Natura 2000 som är kopplade till skogsekosystem har markerats med (T). För fridlysta arter anges även paragrafen i Artskyddsförordningen som arten är fridlyst enligt.</w:t>
-      </w:r>
-    </w:p>
-    <w:p>
-      <w:r>
-        <w:t>De påträffade naturvårdsarterna är ett tydligt kvitto på att det rör sig om en skog med höga naturvärden.</w:t>
-      </w:r>
-      <w:r>
-        <w:t xml:space="preserve"> I Figur 1 visas fyndplatser för naturvårdsarter i området, som finns registrerade på Artportalen.</w:t>
+        <w:t>Detta klagomål behandlar höga naturvärden i avverkningsanmälan A 25467-2026 i Gällivare kommun som inkom 2026-06-04 och omfattar 30,9 ha.</w:t>
       </w:r>
     </w:p>
     <w:p>
@@ -247,62 +216,35 @@
         <w:spacing w:after="240"/>
       </w:pPr>
       <w:r>
-        <w:t>Figur 1. Fyndplatser för naturvårdsarter i och inom 5 meter från avverkningsanmälan (röd linje). Markörer utan svart kant är placerade på fyndplatsen. Markörer med svart kant är placerade vid sidan av fyndplatsen och har ett svart streck som visar fyndplatsens exakta position. Kartans mittpunktskoordinat är N 7439936, E 795782 i SWEREF 99 TM.</w:t>
+        <w:t>Figur 1. Fyndplatser för naturvårdsarter i och inom 5 meter från avverkningsanmälan. Markörer utan svart kant är placerade på fyndplatsen. Markörer med svart kant är placerade vid sidan av fyndplatsen har ett svart streck som visar fyndplatsens exakta position. Kartans mittpunktskoordinat är N 7439936, E 795782 i SWEREF 99 TM.</w:t>
+      </w:r>
+    </w:p>
+    <w:p>
+      <w:r>
+        <w:t>I och inom 5 meter från avverkningsanmälan finns fynd av 4 naturvårdsarter, varav 1 är rödlistad, 2 är fridlysta, 3 är typiska (T) och 2 är signalarter (S): gammelgransskål (NT, T), källpraktmossa (S, T), lappranunkel (S, T, §7) och revlummer (§9). Se Figur 1.</w:t>
+      </w:r>
+    </w:p>
+    <w:p>
+      <w:r>
+        <w:t>Nedan presenteras relevanta utdrag ur standarderna för FSC, Chain of Custody, Controlled Wood och PEFC.</w:t>
+      </w:r>
+    </w:p>
+    <w:p>
+      <w:r>
+        <w:t>Vi förväntar oss att ni återkommer med ett skriftligt svar på vårt klagomål och även beskriver vilka korrigerande åtgärder ni satt in för att rätta till identifierade brister i er efterlevnad av den svenska FSC standarden.</w:t>
       </w:r>
     </w:p>
     <w:p>
       <w:pPr>
-        <w:pStyle w:val="Heading2"/>
+        <w:pStyle w:val="Heading1"/>
       </w:pPr>
       <w:r>
-        <w:t>Fridlysta arter</w:t>
+        <w:t>Naturvårdsarter och fridlysta arter</w:t>
       </w:r>
     </w:p>
     <w:p>
       <w:r>
-        <w:t>Följande fridlysta arter har sina livsmiljöer och växtplatser i den avverkningsanmälda skogen: lappranunkel (S, T, §7) och revlummer (§9).</w:t>
-      </w:r>
-    </w:p>
-    <w:p>
-      <w:r>
-        <w:rPr>
-          <w:b/>
-        </w:rPr>
-        <w:t>Lappranunkel (§7)</w:t>
-      </w:r>
-      <w:r>
-        <w:t xml:space="preserve"> omfattas av EU:s art- och habitatdirektiv och är fridlyst enligt 7 § artskyddsförordningen vilket innebär att artens livsmiljöer inte får förstöras. Den är knuten till granskogsmiljöer med ytligt liggande markvatten och konstant hög luftfuktighet. Arten är känslig för kalavverkning och markskador men kan kortvarigt står kvar en tid i fuktsvackor efter en avverkning. Lokaler med lappranunkel får inte avverkas. Lappranunkel är typisk art för </w:t>
-      </w:r>
-      <w:r>
-        <w:rPr>
-          <w:i/>
-        </w:rPr>
-        <w:t xml:space="preserve">9010 Taiga, 7160 Källor och källkärr </w:t>
-      </w:r>
-      <w:r>
-        <w:t>och</w:t>
-      </w:r>
-      <w:r>
-        <w:rPr>
-          <w:i/>
-        </w:rPr>
-        <w:t xml:space="preserve"> 9050 Näringsrik granskog</w:t>
-      </w:r>
-      <w:r>
-        <w:t xml:space="preserve"> (Nitare &amp; Skogsstyrelsen, 2019; SLU Artdatabanken, 2024).</w:t>
-      </w:r>
-    </w:p>
-    <w:p>
-      <w:r>
-        <w:t>I BILAGA 1 finns mer detaljerad information om ekologi samt krav på livsmiljö hos fridlysta arter.</w:t>
-      </w:r>
-    </w:p>
-    <w:p>
-      <w:pPr>
-        <w:pStyle w:val="Heading2"/>
-      </w:pPr>
-      <w:r>
-        <w:t>Övriga naturvårdsarter</w:t>
+        <w:t>Nedan följer beskrivningar av de naturvårdsarter och fridlysta arter som har sina livsmiljöer och växtplatser i den avverkningsanmälda skogen. Se även ytterligare artfakta i BILAGA 1. De påträffade naturvårdsarterna är ett tydligt kvitto på att det rör sig om en skog med höga naturvärden.</w:t>
       </w:r>
     </w:p>
     <w:p>
@@ -352,6 +294,35 @@
       </w:r>
       <w:r>
         <w:t>(Nitare &amp; Skogsstyrelsen, 2019; SLU Artdatabanken, 2025).</w:t>
+      </w:r>
+    </w:p>
+    <w:p>
+      <w:r>
+        <w:rPr>
+          <w:b/>
+        </w:rPr>
+        <w:t>Lappranunkel (§7)</w:t>
+      </w:r>
+      <w:r>
+        <w:t xml:space="preserve"> omfattas av EU:s art- och habitatdirektiv och är fridlyst enligt 7 § artskyddsförordningen vilket innebär att artens livsmiljöer inte får förstöras. Den är knuten till granskogsmiljöer med ytligt liggande markvatten och konstant hög luftfuktighet. Arten är känslig för kalavverkning och markskador men kan kortvarigt står kvar en tid i fuktsvackor efter en avverkning. Lokaler med lappranunkel får inte avverkas. Lappranunkel är typisk art för </w:t>
+      </w:r>
+      <w:r>
+        <w:rPr>
+          <w:i/>
+        </w:rPr>
+        <w:t xml:space="preserve">9010 Taiga, 7160 Källor och källkärr </w:t>
+      </w:r>
+      <w:r>
+        <w:t>och</w:t>
+      </w:r>
+      <w:r>
+        <w:rPr>
+          <w:i/>
+        </w:rPr>
+        <w:t xml:space="preserve"> 9050 Näringsrik granskog</w:t>
+      </w:r>
+      <w:r>
+        <w:t xml:space="preserve"> (Nitare &amp; Skogsstyrelsen, 2019; SLU Artdatabanken, 2024).</w:t>
       </w:r>
     </w:p>
     <w:p>
@@ -858,7 +829,7 @@
     <w:r>
       <w:tab/>
       <w:tab/>
-      <w:t>2026-06-20</w:t>
+      <w:t>2026-06-21</w:t>
       <w:br/>
       <w:br/>
     </w:r>

--- a/klagomål/A 25467-2026 FSC-klagomål.docx
+++ b/klagomål/A 25467-2026 FSC-klagomål.docx
@@ -829,7 +829,7 @@
     <w:r>
       <w:tab/>
       <w:tab/>
-      <w:t>2026-06-21</w:t>
+      <w:t>2026-06-22</w:t>
       <w:br/>
       <w:br/>
     </w:r>

--- a/klagomål/A 25467-2026 FSC-klagomål.docx
+++ b/klagomål/A 25467-2026 FSC-klagomål.docx
@@ -829,7 +829,7 @@
     <w:r>
       <w:tab/>
       <w:tab/>
-      <w:t>2026-06-22</w:t>
+      <w:t>2026-06-23</w:t>
       <w:br/>
       <w:br/>
     </w:r>

--- a/klagomål/A 25467-2026 FSC-klagomål.docx
+++ b/klagomål/A 25467-2026 FSC-klagomål.docx
@@ -829,7 +829,7 @@
     <w:r>
       <w:tab/>
       <w:tab/>
-      <w:t>2026-06-23</w:t>
+      <w:t>2026-06-24</w:t>
       <w:br/>
       <w:br/>
     </w:r>

--- a/klagomål/A 25467-2026 FSC-klagomål.docx
+++ b/klagomål/A 25467-2026 FSC-klagomål.docx
@@ -829,7 +829,7 @@
     <w:r>
       <w:tab/>
       <w:tab/>
-      <w:t>2026-06-24</w:t>
+      <w:t>2026-06-25</w:t>
       <w:br/>
       <w:br/>
     </w:r>

--- a/klagomål/A 25467-2026 FSC-klagomål.docx
+++ b/klagomål/A 25467-2026 FSC-klagomål.docx
@@ -829,7 +829,7 @@
     <w:r>
       <w:tab/>
       <w:tab/>
-      <w:t>2026-06-25</w:t>
+      <w:t>2026-06-26</w:t>
       <w:br/>
       <w:br/>
     </w:r>

--- a/klagomål/A 25467-2026 FSC-klagomål.docx
+++ b/klagomål/A 25467-2026 FSC-klagomål.docx
@@ -829,7 +829,7 @@
     <w:r>
       <w:tab/>
       <w:tab/>
-      <w:t>2026-06-26</w:t>
+      <w:t>2026-06-27</w:t>
       <w:br/>
       <w:br/>
     </w:r>

--- a/klagomål/A 25467-2026 FSC-klagomål.docx
+++ b/klagomål/A 25467-2026 FSC-klagomål.docx
@@ -829,7 +829,7 @@
     <w:r>
       <w:tab/>
       <w:tab/>
-      <w:t>2026-06-27</w:t>
+      <w:t>2026-06-28</w:t>
       <w:br/>
       <w:br/>
     </w:r>

--- a/klagomål/A 25467-2026 FSC-klagomål.docx
+++ b/klagomål/A 25467-2026 FSC-klagomål.docx
@@ -829,7 +829,7 @@
     <w:r>
       <w:tab/>
       <w:tab/>
-      <w:t>2026-06-28</w:t>
+      <w:t>2026-06-29</w:t>
       <w:br/>
       <w:br/>
     </w:r>

--- a/klagomål/A 25467-2026 FSC-klagomål.docx
+++ b/klagomål/A 25467-2026 FSC-klagomål.docx
@@ -829,7 +829,7 @@
     <w:r>
       <w:tab/>
       <w:tab/>
-      <w:t>2026-06-29</w:t>
+      <w:t>2026-06-30</w:t>
       <w:br/>
       <w:br/>
     </w:r>

--- a/klagomål/A 25467-2026 FSC-klagomål.docx
+++ b/klagomål/A 25467-2026 FSC-klagomål.docx
@@ -829,7 +829,7 @@
     <w:r>
       <w:tab/>
       <w:tab/>
-      <w:t>2026-06-30</w:t>
+      <w:t>2026-07-01</w:t>
       <w:br/>
       <w:br/>
     </w:r>

--- a/klagomål/A 25467-2026 FSC-klagomål.docx
+++ b/klagomål/A 25467-2026 FSC-klagomål.docx
@@ -829,7 +829,7 @@
     <w:r>
       <w:tab/>
       <w:tab/>
-      <w:t>2026-07-01</w:t>
+      <w:t>2026-07-02</w:t>
       <w:br/>
       <w:br/>
     </w:r>

--- a/klagomål/A 25467-2026 FSC-klagomål.docx
+++ b/klagomål/A 25467-2026 FSC-klagomål.docx
@@ -829,7 +829,7 @@
     <w:r>
       <w:tab/>
       <w:tab/>
-      <w:t>2026-07-13</w:t>
+      <w:t>2026-07-14</w:t>
       <w:br/>
       <w:br/>
     </w:r>

--- a/klagomål/A 25467-2026 FSC-klagomål.docx
+++ b/klagomål/A 25467-2026 FSC-klagomål.docx
@@ -829,7 +829,7 @@
     <w:r>
       <w:tab/>
       <w:tab/>
-      <w:t>2026-07-14</w:t>
+      <w:t>2026-07-15</w:t>
       <w:br/>
       <w:br/>
     </w:r>

--- a/klagomål/A 25467-2026 FSC-klagomål.docx
+++ b/klagomål/A 25467-2026 FSC-klagomål.docx
@@ -829,7 +829,7 @@
     <w:r>
       <w:tab/>
       <w:tab/>
-      <w:t>2026-07-15</w:t>
+      <w:t>2026-07-16</w:t>
       <w:br/>
       <w:br/>
     </w:r>

--- a/klagomål/A 25467-2026 FSC-klagomål.docx
+++ b/klagomål/A 25467-2026 FSC-klagomål.docx
@@ -829,7 +829,7 @@
     <w:r>
       <w:tab/>
       <w:tab/>
-      <w:t>2026-07-16</w:t>
+      <w:t>2026-07-17</w:t>
       <w:br/>
       <w:br/>
     </w:r>

--- a/klagomål/A 25467-2026 FSC-klagomål.docx
+++ b/klagomål/A 25467-2026 FSC-klagomål.docx
@@ -829,7 +829,7 @@
     <w:r>
       <w:tab/>
       <w:tab/>
-      <w:t>2026-07-17</w:t>
+      <w:t>2026-07-18</w:t>
       <w:br/>
       <w:br/>
     </w:r>

--- a/klagomål/A 25467-2026 FSC-klagomål.docx
+++ b/klagomål/A 25467-2026 FSC-klagomål.docx
@@ -829,7 +829,7 @@
     <w:r>
       <w:tab/>
       <w:tab/>
-      <w:t>2026-07-18</w:t>
+      <w:t>2026-07-19</w:t>
       <w:br/>
       <w:br/>
     </w:r>

--- a/klagomål/A 25467-2026 FSC-klagomål.docx
+++ b/klagomål/A 25467-2026 FSC-klagomål.docx
@@ -829,7 +829,7 @@
     <w:r>
       <w:tab/>
       <w:tab/>
-      <w:t>2026-07-19</w:t>
+      <w:t>2026-07-20</w:t>
       <w:br/>
       <w:br/>
     </w:r>

--- a/klagomål/A 25467-2026 FSC-klagomål.docx
+++ b/klagomål/A 25467-2026 FSC-klagomål.docx
@@ -829,7 +829,7 @@
     <w:r>
       <w:tab/>
       <w:tab/>
-      <w:t>2026-07-20</w:t>
+      <w:t>2026-07-21</w:t>
       <w:br/>
       <w:br/>
     </w:r>

--- a/klagomål/A 25467-2026 FSC-klagomål.docx
+++ b/klagomål/A 25467-2026 FSC-klagomål.docx
@@ -829,7 +829,7 @@
     <w:r>
       <w:tab/>
       <w:tab/>
-      <w:t>2026-07-21</w:t>
+      <w:t>2026-07-22</w:t>
       <w:br/>
       <w:br/>
     </w:r>

--- a/klagomål/A 25467-2026 FSC-klagomål.docx
+++ b/klagomål/A 25467-2026 FSC-klagomål.docx
@@ -829,7 +829,7 @@
     <w:r>
       <w:tab/>
       <w:tab/>
-      <w:t>2026-07-22</w:t>
+      <w:t>2026-07-23</w:t>
       <w:br/>
       <w:br/>
     </w:r>

--- a/klagomål/A 25467-2026 FSC-klagomål.docx
+++ b/klagomål/A 25467-2026 FSC-klagomål.docx
@@ -829,7 +829,7 @@
     <w:r>
       <w:tab/>
       <w:tab/>
-      <w:t>2026-07-23</w:t>
+      <w:t>2026-07-24</w:t>
       <w:br/>
       <w:br/>
     </w:r>

--- a/klagomål/A 25467-2026 FSC-klagomål.docx
+++ b/klagomål/A 25467-2026 FSC-klagomål.docx
@@ -829,7 +829,7 @@
     <w:r>
       <w:tab/>
       <w:tab/>
-      <w:t>2026-07-24</w:t>
+      <w:t>2026-07-25</w:t>
       <w:br/>
       <w:br/>
     </w:r>

--- a/klagomål/A 25467-2026 FSC-klagomål.docx
+++ b/klagomål/A 25467-2026 FSC-klagomål.docx
@@ -829,7 +829,7 @@
     <w:r>
       <w:tab/>
       <w:tab/>
-      <w:t>2026-07-25</w:t>
+      <w:t>2026-07-26</w:t>
       <w:br/>
       <w:br/>
     </w:r>

--- a/klagomål/A 25467-2026 FSC-klagomål.docx
+++ b/klagomål/A 25467-2026 FSC-klagomål.docx
@@ -829,7 +829,7 @@
     <w:r>
       <w:tab/>
       <w:tab/>
-      <w:t>2026-07-26</w:t>
+      <w:t>2026-07-27</w:t>
       <w:br/>
       <w:br/>
     </w:r>

--- a/klagomål/A 25467-2026 FSC-klagomål.docx
+++ b/klagomål/A 25467-2026 FSC-klagomål.docx
@@ -829,7 +829,7 @@
     <w:r>
       <w:tab/>
       <w:tab/>
-      <w:t>2026-07-27</w:t>
+      <w:t>2026-07-28</w:t>
       <w:br/>
       <w:br/>
     </w:r>

--- a/klagomål/A 25467-2026 FSC-klagomål.docx
+++ b/klagomål/A 25467-2026 FSC-klagomål.docx
@@ -829,7 +829,7 @@
     <w:r>
       <w:tab/>
       <w:tab/>
-      <w:t>2026-07-28</w:t>
+      <w:t>2026-07-29</w:t>
       <w:br/>
       <w:br/>
     </w:r>

--- a/klagomål/A 25467-2026 FSC-klagomål.docx
+++ b/klagomål/A 25467-2026 FSC-klagomål.docx
@@ -829,7 +829,7 @@
     <w:r>
       <w:tab/>
       <w:tab/>
-      <w:t>2026-07-29</w:t>
+      <w:t>2026-07-30</w:t>
       <w:br/>
       <w:br/>
     </w:r>

--- a/klagomål/A 25467-2026 FSC-klagomål.docx
+++ b/klagomål/A 25467-2026 FSC-klagomål.docx
@@ -829,7 +829,7 @@
     <w:r>
       <w:tab/>
       <w:tab/>
-      <w:t>2026-07-30</w:t>
+      <w:t>2026-07-31</w:t>
       <w:br/>
       <w:br/>
     </w:r>

--- a/klagomål/A 25467-2026 FSC-klagomål.docx
+++ b/klagomål/A 25467-2026 FSC-klagomål.docx
@@ -829,7 +829,7 @@
     <w:r>
       <w:tab/>
       <w:tab/>
-      <w:t>2026-07-31</w:t>
+      <w:t>2026-08-01</w:t>
       <w:br/>
       <w:br/>
     </w:r>

--- a/klagomål/A 25467-2026 FSC-klagomål.docx
+++ b/klagomål/A 25467-2026 FSC-klagomål.docx
@@ -829,7 +829,7 @@
     <w:r>
       <w:tab/>
       <w:tab/>
-      <w:t>2026-08-01</w:t>
+      <w:t>2026-08-02</w:t>
       <w:br/>
       <w:br/>
     </w:r>

--- a/klagomål/A 25467-2026 FSC-klagomål.docx
+++ b/klagomål/A 25467-2026 FSC-klagomål.docx
@@ -829,7 +829,7 @@
     <w:r>
       <w:tab/>
       <w:tab/>
-      <w:t>2026-08-02</w:t>
+      <w:t>2026-08-03</w:t>
       <w:br/>
       <w:br/>
     </w:r>

--- a/klagomål/A 25467-2026 FSC-klagomål.docx
+++ b/klagomål/A 25467-2026 FSC-klagomål.docx
@@ -829,7 +829,7 @@
     <w:r>
       <w:tab/>
       <w:tab/>
-      <w:t>2026-08-03</w:t>
+      <w:t>2026-08-05</w:t>
       <w:br/>
       <w:br/>
     </w:r>

--- a/klagomål/A 25467-2026 FSC-klagomål.docx
+++ b/klagomål/A 25467-2026 FSC-klagomål.docx
@@ -829,7 +829,7 @@
     <w:r>
       <w:tab/>
       <w:tab/>
-      <w:t>2026-08-05</w:t>
+      <w:t>2026-08-07</w:t>
       <w:br/>
       <w:br/>
     </w:r>

--- a/klagomål/A 25467-2026 FSC-klagomål.docx
+++ b/klagomål/A 25467-2026 FSC-klagomål.docx
@@ -829,7 +829,7 @@
     <w:r>
       <w:tab/>
       <w:tab/>
-      <w:t>2026-08-07</w:t>
+      <w:t>2026-08-08</w:t>
       <w:br/>
       <w:br/>
     </w:r>

--- a/klagomål/A 25467-2026 FSC-klagomål.docx
+++ b/klagomål/A 25467-2026 FSC-klagomål.docx
@@ -216,7 +216,7 @@
         <w:spacing w:after="240"/>
       </w:pPr>
       <w:r>
-        <w:t>Figur 1. Fyndplatser för naturvårdsarter i och inom 5 meter från avverkningsanmälan. Markörer utan svart kant är placerade på fyndplatsen. Markörer med svart kant är placerade vid sidan av fyndplatsen har ett svart streck som visar fyndplatsens exakta position. Kartans mittpunktskoordinat är N 7439936, E 795782 i SWEREF 99 TM.</w:t>
+        <w:t>Figur 1. Fyndplatser för naturvårdsarter i och inom 5 meter från avverkningsanmälan. Markörer utan svart kant är placerade på fyndplatsen. Markörer med svart kant är placerade vid sidan av fyndplatsen och har ett svart streck som visar fyndplatsens exakta position. Kartans mittpunktskoordinat är N 7439936, E 795782 i SWEREF 99 TM.</w:t>
       </w:r>
     </w:p>
     <w:p>
@@ -829,7 +829,7 @@
     <w:r>
       <w:tab/>
       <w:tab/>
-      <w:t>2026-08-14</w:t>
+      <w:t>2026-08-15</w:t>
       <w:br/>
       <w:br/>
     </w:r>

--- a/klagomål/A 25467-2026 FSC-klagomål.docx
+++ b/klagomål/A 25467-2026 FSC-klagomål.docx
@@ -829,7 +829,7 @@
     <w:r>
       <w:tab/>
       <w:tab/>
-      <w:t>2026-08-15</w:t>
+      <w:t>2026-08-16</w:t>
       <w:br/>
       <w:br/>
     </w:r>

--- a/klagomål/A 25467-2026 FSC-klagomål.docx
+++ b/klagomål/A 25467-2026 FSC-klagomål.docx
@@ -829,7 +829,7 @@
     <w:r>
       <w:tab/>
       <w:tab/>
-      <w:t>2026-08-16</w:t>
+      <w:t>2026-08-17</w:t>
       <w:br/>
       <w:br/>
     </w:r>

--- a/klagomål/A 25467-2026 FSC-klagomål.docx
+++ b/klagomål/A 25467-2026 FSC-klagomål.docx
@@ -829,7 +829,7 @@
     <w:r>
       <w:tab/>
       <w:tab/>
-      <w:t>2026-08-17</w:t>
+      <w:t>2026-08-18</w:t>
       <w:br/>
       <w:br/>
     </w:r>

--- a/klagomål/A 25467-2026 FSC-klagomål.docx
+++ b/klagomål/A 25467-2026 FSC-klagomål.docx
@@ -829,7 +829,7 @@
     <w:r>
       <w:tab/>
       <w:tab/>
-      <w:t>2026-08-18</w:t>
+      <w:t>2026-08-19</w:t>
       <w:br/>
       <w:br/>
     </w:r>

--- a/klagomål/A 25467-2026 FSC-klagomål.docx
+++ b/klagomål/A 25467-2026 FSC-klagomål.docx
@@ -829,7 +829,7 @@
     <w:r>
       <w:tab/>
       <w:tab/>
-      <w:t>2026-08-19</w:t>
+      <w:t>2026-08-20</w:t>
       <w:br/>
       <w:br/>
     </w:r>

--- a/klagomål/A 25467-2026 FSC-klagomål.docx
+++ b/klagomål/A 25467-2026 FSC-klagomål.docx
@@ -829,7 +829,7 @@
     <w:r>
       <w:tab/>
       <w:tab/>
-      <w:t>2026-08-20</w:t>
+      <w:t>2026-08-21</w:t>
       <w:br/>
       <w:br/>
     </w:r>

--- a/klagomål/A 25467-2026 FSC-klagomål.docx
+++ b/klagomål/A 25467-2026 FSC-klagomål.docx
@@ -829,7 +829,7 @@
     <w:r>
       <w:tab/>
       <w:tab/>
-      <w:t>2026-08-21</w:t>
+      <w:t>2026-08-22</w:t>
       <w:br/>
       <w:br/>
     </w:r>

--- a/klagomål/A 25467-2026 FSC-klagomål.docx
+++ b/klagomål/A 25467-2026 FSC-klagomål.docx
@@ -829,7 +829,7 @@
     <w:r>
       <w:tab/>
       <w:tab/>
-      <w:t>2026-08-22</w:t>
+      <w:t>2026-08-23</w:t>
       <w:br/>
       <w:br/>
     </w:r>

--- a/klagomål/A 25467-2026 FSC-klagomål.docx
+++ b/klagomål/A 25467-2026 FSC-klagomål.docx
@@ -829,7 +829,7 @@
     <w:r>
       <w:tab/>
       <w:tab/>
-      <w:t>2026-08-23</w:t>
+      <w:t>2026-08-24</w:t>
       <w:br/>
       <w:br/>
     </w:r>

--- a/klagomål/A 25467-2026 FSC-klagomål.docx
+++ b/klagomål/A 25467-2026 FSC-klagomål.docx
@@ -829,7 +829,7 @@
     <w:r>
       <w:tab/>
       <w:tab/>
-      <w:t>2026-08-24</w:t>
+      <w:t>2026-08-25</w:t>
       <w:br/>
       <w:br/>
     </w:r>

--- a/klagomål/A 25467-2026 FSC-klagomål.docx
+++ b/klagomål/A 25467-2026 FSC-klagomål.docx
@@ -829,7 +829,7 @@
     <w:r>
       <w:tab/>
       <w:tab/>
-      <w:t>2026-08-25</w:t>
+      <w:t>2026-08-26</w:t>
       <w:br/>
       <w:br/>
     </w:r>

--- a/klagomål/A 25467-2026 FSC-klagomål.docx
+++ b/klagomål/A 25467-2026 FSC-klagomål.docx
@@ -829,7 +829,7 @@
     <w:r>
       <w:tab/>
       <w:tab/>
-      <w:t>2026-08-26</w:t>
+      <w:t>2026-08-27</w:t>
       <w:br/>
       <w:br/>
     </w:r>

--- a/klagomål/A 25467-2026 FSC-klagomål.docx
+++ b/klagomål/A 25467-2026 FSC-klagomål.docx
@@ -829,7 +829,7 @@
     <w:r>
       <w:tab/>
       <w:tab/>
-      <w:t>2026-08-27</w:t>
+      <w:t>2026-08-28</w:t>
       <w:br/>
       <w:br/>
     </w:r>

--- a/klagomål/A 25467-2026 FSC-klagomål.docx
+++ b/klagomål/A 25467-2026 FSC-klagomål.docx
@@ -829,7 +829,7 @@
     <w:r>
       <w:tab/>
       <w:tab/>
-      <w:t>2026-08-28</w:t>
+      <w:t>2026-08-29</w:t>
       <w:br/>
       <w:br/>
     </w:r>

--- a/klagomål/A 25467-2026 FSC-klagomål.docx
+++ b/klagomål/A 25467-2026 FSC-klagomål.docx
@@ -829,7 +829,7 @@
     <w:r>
       <w:tab/>
       <w:tab/>
-      <w:t>2026-08-29</w:t>
+      <w:t>2026-08-31</w:t>
       <w:br/>
       <w:br/>
     </w:r>

--- a/klagomål/A 25467-2026 FSC-klagomål.docx
+++ b/klagomål/A 25467-2026 FSC-klagomål.docx
@@ -829,7 +829,7 @@
     <w:r>
       <w:tab/>
       <w:tab/>
-      <w:t>2026-08-31</w:t>
+      <w:t>2026-09-01</w:t>
       <w:br/>
       <w:br/>
     </w:r>

--- a/klagomål/A 25467-2026 FSC-klagomål.docx
+++ b/klagomål/A 25467-2026 FSC-klagomål.docx
@@ -829,7 +829,7 @@
     <w:r>
       <w:tab/>
       <w:tab/>
-      <w:t>2026-09-01</w:t>
+      <w:t>2026-09-02</w:t>
       <w:br/>
       <w:br/>
     </w:r>

--- a/klagomål/A 25467-2026 FSC-klagomål.docx
+++ b/klagomål/A 25467-2026 FSC-klagomål.docx
@@ -829,7 +829,7 @@
     <w:r>
       <w:tab/>
       <w:tab/>
-      <w:t>2026-09-02</w:t>
+      <w:t>2026-09-03</w:t>
       <w:br/>
       <w:br/>
     </w:r>

--- a/klagomål/A 25467-2026 FSC-klagomål.docx
+++ b/klagomål/A 25467-2026 FSC-klagomål.docx
@@ -829,7 +829,7 @@
     <w:r>
       <w:tab/>
       <w:tab/>
-      <w:t>2026-09-03</w:t>
+      <w:t>2026-09-04</w:t>
       <w:br/>
       <w:br/>
     </w:r>

--- a/klagomål/A 25467-2026 FSC-klagomål.docx
+++ b/klagomål/A 25467-2026 FSC-klagomål.docx
@@ -829,7 +829,7 @@
     <w:r>
       <w:tab/>
       <w:tab/>
-      <w:t>2026-09-04</w:t>
+      <w:t>2026-09-05</w:t>
       <w:br/>
       <w:br/>
     </w:r>

--- a/klagomål/A 25467-2026 FSC-klagomål.docx
+++ b/klagomål/A 25467-2026 FSC-klagomål.docx
@@ -829,7 +829,7 @@
     <w:r>
       <w:tab/>
       <w:tab/>
-      <w:t>2026-09-05</w:t>
+      <w:t>2026-09-06</w:t>
       <w:br/>
       <w:br/>
     </w:r>

--- a/klagomål/A 25467-2026 FSC-klagomål.docx
+++ b/klagomål/A 25467-2026 FSC-klagomål.docx
@@ -829,7 +829,7 @@
     <w:r>
       <w:tab/>
       <w:tab/>
-      <w:t>2026-09-06</w:t>
+      <w:t>2026-09-07</w:t>
       <w:br/>
       <w:br/>
     </w:r>

--- a/klagomål/A 25467-2026 FSC-klagomål.docx
+++ b/klagomål/A 25467-2026 FSC-klagomål.docx
@@ -829,7 +829,7 @@
     <w:r>
       <w:tab/>
       <w:tab/>
-      <w:t>2026-09-07</w:t>
+      <w:t>2026-09-08</w:t>
       <w:br/>
       <w:br/>
     </w:r>

--- a/klagomål/A 25467-2026 FSC-klagomål.docx
+++ b/klagomål/A 25467-2026 FSC-klagomål.docx
@@ -829,7 +829,7 @@
     <w:r>
       <w:tab/>
       <w:tab/>
-      <w:t>2026-09-08</w:t>
+      <w:t>2026-09-09</w:t>
       <w:br/>
       <w:br/>
     </w:r>

--- a/klagomål/A 25467-2026 FSC-klagomål.docx
+++ b/klagomål/A 25467-2026 FSC-klagomål.docx
@@ -829,7 +829,7 @@
     <w:r>
       <w:tab/>
       <w:tab/>
-      <w:t>2026-09-09</w:t>
+      <w:t>2026-09-10</w:t>
       <w:br/>
       <w:br/>
     </w:r>

--- a/klagomål/A 25467-2026 FSC-klagomål.docx
+++ b/klagomål/A 25467-2026 FSC-klagomål.docx
@@ -829,7 +829,7 @@
     <w:r>
       <w:tab/>
       <w:tab/>
-      <w:t>2026-09-10</w:t>
+      <w:t>2026-09-11</w:t>
       <w:br/>
       <w:br/>
     </w:r>

--- a/klagomål/A 25467-2026 FSC-klagomål.docx
+++ b/klagomål/A 25467-2026 FSC-klagomål.docx
@@ -829,7 +829,7 @@
     <w:r>
       <w:tab/>
       <w:tab/>
-      <w:t>2026-09-11</w:t>
+      <w:t>2026-09-12</w:t>
       <w:br/>
       <w:br/>
     </w:r>

--- a/klagomål/A 25467-2026 FSC-klagomål.docx
+++ b/klagomål/A 25467-2026 FSC-klagomål.docx
@@ -829,7 +829,7 @@
     <w:r>
       <w:tab/>
       <w:tab/>
-      <w:t>2026-09-12</w:t>
+      <w:t>2026-09-13</w:t>
       <w:br/>
       <w:br/>
     </w:r>
